--- a/docs/paper_submission.docx
+++ b/docs/paper_submission.docx
@@ -7,7 +7,7 @@
         <w:pStyle w:val="Title"/>
       </w:pPr>
       <w:r>
-        <w:t xml:space="preserve">Chronotype in the Neural and Behavioural Evaluation of Decision Feedback: Converging ERP, Computational, and Fusion Evidence</w:t>
+        <w:t xml:space="preserve">Chronotype Differences in Feedback-Related P300 and Risky-Choice Dynamics</w:t>
       </w:r>
     </w:p>
     <w:bookmarkStart w:id="9" w:name="abstract"/>
@@ -54,7 +54,7 @@
         <w:t xml:space="preserve"> </w:t>
       </w:r>
       <w:r>
-        <w:t xml:space="preserve">models, and multimodal prediction with participant-generalizing validation. The</w:t>
+        <w:t xml:space="preserve">models, and multimodal analyses with participant-generalizing validation. The</w:t>
       </w:r>
       <w:r>
         <w:t xml:space="preserve"> </w:t>
@@ -84,61 +84,79 @@
         <w:t xml:space="preserve"> </w:t>
       </w:r>
       <w:r>
-        <w:t xml:space="preserve">showed the same direction of association with continuous MEQ score. Behaviour also</w:t>
-      </w:r>
-      <w:r>
-        <w:t xml:space="preserve"> </w:t>
-      </w:r>
-      <w:r>
-        <w:t xml:space="preserve">carried chronotype information: a causal GRU model trained on risky-choice dynamics</w:t>
-      </w:r>
-      <w:r>
-        <w:t xml:space="preserve"> </w:t>
-      </w:r>
-      <w:r>
-        <w:t xml:space="preserve">decoded chronotype from behaviour alone (out-of-fold ROC AUC 0.713, permutation p =</w:t>
-      </w:r>
-      <w:r>
-        <w:t xml:space="preserve"> </w:t>
-      </w:r>
-      <w:r>
-        <w:t xml:space="preserve">0.027). Combining the behavioural embedding with validated ERP contrasts improved</w:t>
-      </w:r>
-      <w:r>
-        <w:t xml:space="preserve"> </w:t>
-      </w:r>
-      <w:r>
-        <w:t xml:space="preserve">decoding to AUC 0.797 (p = 0.004; bootstrap 95% CI [0.64, 0.92]) and predicted the</w:t>
-      </w:r>
-      <w:r>
-        <w:t xml:space="preserve"> </w:t>
-      </w:r>
-      <w:r>
-        <w:t xml:space="preserve">continuous MEQ score (r = 0.34, p = 0.027), suggesting that behavioural dynamics and</w:t>
-      </w:r>
-      <w:r>
-        <w:t xml:space="preserve"> </w:t>
-      </w:r>
-      <w:r>
-        <w:t xml:space="preserve">feedback ERPs contain partly independent information about chronotype. An</w:t>
-      </w:r>
-      <w:r>
-        <w:t xml:space="preserve"> </w:t>
-      </w:r>
-      <w:r>
-        <w:t xml:space="preserve">asymmetric reinforcement-learning analysis suggested possible differences in</w:t>
-      </w:r>
-      <w:r>
-        <w:t xml:space="preserve"> </w:t>
-      </w:r>
-      <w:r>
-        <w:t xml:space="preserve">outcome-specific learning and choice consistency, but these estimates were weak and</w:t>
-      </w:r>
-      <w:r>
-        <w:t xml:space="preserve"> </w:t>
-      </w:r>
-      <w:r>
-        <w:t xml:space="preserve">did not survive hierarchical partial pooling. Two boundary analyses constrained the</w:t>
+        <w:t xml:space="preserve">showed the same direction of association with continuous MEQ score. Behaviour carried</w:t>
+      </w:r>
+      <w:r>
+        <w:t xml:space="preserve"> </w:t>
+      </w:r>
+      <w:r>
+        <w:t xml:space="preserve">convergent information: out-of-fold scores from a causal GRU model of risky-choice</w:t>
+      </w:r>
+      <w:r>
+        <w:t xml:space="preserve"> </w:t>
+      </w:r>
+      <w:r>
+        <w:t xml:space="preserve">dynamics distinguished Morning and Evening participants without EEG (ROC AUC 0.713,</w:t>
+      </w:r>
+      <w:r>
+        <w:t xml:space="preserve"> </w:t>
+      </w:r>
+      <w:r>
+        <w:t xml:space="preserve">permutation p = 0.027). Out-of-fold scores that combined the behavioural embedding</w:t>
+      </w:r>
+      <w:r>
+        <w:t xml:space="preserve"> </w:t>
+      </w:r>
+      <w:r>
+        <w:t xml:space="preserve">with the validated ERP contrasts separated the groups more strongly (AUC 0.797, p =</w:t>
+      </w:r>
+      <w:r>
+        <w:t xml:space="preserve"> </w:t>
+      </w:r>
+      <w:r>
+        <w:t xml:space="preserve">0.004; bootstrap 95% CI [0.64, 0.92]) and tracked the continuous MEQ score (r =</w:t>
+      </w:r>
+      <w:r>
+        <w:t xml:space="preserve"> </w:t>
+      </w:r>
+      <w:r>
+        <w:t xml:space="preserve">0.34, p = 0.027), indicating that behavioural dynamics and feedback ERPs carry</w:t>
+      </w:r>
+      <w:r>
+        <w:t xml:space="preserve"> </w:t>
+      </w:r>
+      <w:r>
+        <w:t xml:space="preserve">partly independent, rather than diagnostic, information about chronotype. That the</w:t>
+      </w:r>
+      <w:r>
+        <w:t xml:space="preserve"> </w:t>
+      </w:r>
+      <w:r>
+        <w:t xml:space="preserve">same measures related to continuous MEQ score is consistent with a graded,</w:t>
+      </w:r>
+      <w:r>
+        <w:t xml:space="preserve"> </w:t>
+      </w:r>
+      <w:r>
+        <w:t xml:space="preserve">dimensional trait rather than a strict dichotomy. An asymmetric</w:t>
+      </w:r>
+      <w:r>
+        <w:t xml:space="preserve"> </w:t>
+      </w:r>
+      <w:r>
+        <w:t xml:space="preserve">reinforcement-learning analysis suggested possible differences in outcome-specific</w:t>
+      </w:r>
+      <w:r>
+        <w:t xml:space="preserve"> </w:t>
+      </w:r>
+      <w:r>
+        <w:t xml:space="preserve">learning and choice consistency, but these estimates were weak and did not survive</w:t>
+      </w:r>
+      <w:r>
+        <w:t xml:space="preserve"> </w:t>
+      </w:r>
+      <w:r>
+        <w:t xml:space="preserve">hierarchical partial pooling. Two boundary analyses constrained the</w:t>
       </w:r>
       <w:r>
         <w:t xml:space="preserve"> </w:t>
@@ -508,7 +526,7 @@
       </w:r>
     </w:p>
     <w:bookmarkEnd w:id="10"/>
-    <w:bookmarkStart w:id="22" w:name="methods"/>
+    <w:bookmarkStart w:id="23" w:name="methods"/>
     <w:p>
       <w:pPr>
         <w:pStyle w:val="Heading2"/>
@@ -597,13 +615,73 @@
         <w:t xml:space="preserve"> </w:t>
       </w:r>
       <w:r>
-        <w:t xml:space="preserve">Feedback was coded by valence (gain or loss) and correctness, producing</w:t>
-      </w:r>
-      <w:r>
-        <w:t xml:space="preserve"> </w:t>
-      </w:r>
-      <w:r>
-        <w:t xml:space="preserve">Gain-Correct, Gain-Error, Loss-Correct, and Loss-Error conditions. EEG was recorded during the task, and feedback-locked</w:t>
+        <w:t xml:space="preserve">On each trial two boxes were shown, each displaying an absolute magnitude; the sign</w:t>
+      </w:r>
+      <w:r>
+        <w:t xml:space="preserve"> </w:t>
+      </w:r>
+      <w:r>
+        <w:t xml:space="preserve">(gain or loss) of each box was hidden at the moment of choice and revealed only as</w:t>
+      </w:r>
+      <w:r>
+        <w:t xml:space="preserve"> </w:t>
+      </w:r>
+      <w:r>
+        <w:t xml:space="preserve">feedback. On free trials the two boxes differed in magnitude, so choosing the</w:t>
+      </w:r>
+      <w:r>
+        <w:t xml:space="preserve"> </w:t>
+      </w:r>
+      <w:r>
+        <w:t xml:space="preserve">higher-magnitude box constituted the risky choice (a larger potential gain but also</w:t>
+      </w:r>
+      <w:r>
+        <w:t xml:space="preserve"> </w:t>
+      </w:r>
+      <w:r>
+        <w:t xml:space="preserve">a larger potential loss), whereas choosing the lower-magnitude box was the safe</w:t>
+      </w:r>
+      <w:r>
+        <w:t xml:space="preserve"> </w:t>
+      </w:r>
+      <w:r>
+        <w:t xml:space="preserve">choice. Feedback was then coded by the valence of the chosen box (gain if its</w:t>
+      </w:r>
+      <w:r>
+        <w:t xml:space="preserve"> </w:t>
+      </w:r>
+      <w:r>
+        <w:t xml:space="preserve">revealed sign was positive, loss if negative) and by correctness (whether the box</w:t>
+      </w:r>
+      <w:r>
+        <w:t xml:space="preserve"> </w:t>
+      </w:r>
+      <w:r>
+        <w:t xml:space="preserve">with the higher revealed signed value had been chosen), producing four feedback</w:t>
+      </w:r>
+      <w:r>
+        <w:t xml:space="preserve"> </w:t>
+      </w:r>
+      <w:r>
+        <w:t xml:space="preserve">conditions: Gain-Correct, Gain-Error, Loss-Correct, and Loss-Error. Valence</w:t>
+      </w:r>
+      <w:r>
+        <w:t xml:space="preserve"> </w:t>
+      </w:r>
+      <w:r>
+        <w:t xml:space="preserve">(gain vs loss) therefore indexes the affective outcome of the choice, and</w:t>
+      </w:r>
+      <w:r>
+        <w:t xml:space="preserve"> </w:t>
+      </w:r>
+      <w:r>
+        <w:t xml:space="preserve">correctness indexes whether that choice was, in hindsight, the better of the two</w:t>
+      </w:r>
+      <w:r>
+        <w:t xml:space="preserve"> </w:t>
+      </w:r>
+      <w:r>
+        <w:t xml:space="preserve">options. EEG was recorded during the task, and feedback-locked</w:t>
       </w:r>
       <w:r>
         <w:t xml:space="preserve"> </w:t>
@@ -1452,8 +1530,168 @@
       </w:r>
     </w:p>
     <w:bookmarkEnd w:id="21"/>
+    <w:bookmarkStart w:id="22" w:name="analysis-plan-and-inference-hierarchy"/>
+    <w:p>
+      <w:pPr>
+        <w:pStyle w:val="Heading3"/>
+      </w:pPr>
+      <w:r>
+        <w:t xml:space="preserve">2.12 Analysis plan and inference hierarchy</w:t>
+      </w:r>
+    </w:p>
+    <w:p>
+      <w:pPr>
+        <w:pStyle w:val="FirstParagraph"/>
+      </w:pPr>
+      <w:r>
+        <w:t xml:space="preserve">To keep interpretation disciplined given the sample size, analyses are organized</w:t>
+      </w:r>
+      <w:r>
+        <w:t xml:space="preserve"> </w:t>
+      </w:r>
+      <w:r>
+        <w:t xml:space="preserve">into a fixed hierarchy. The</w:t>
+      </w:r>
+      <w:r>
+        <w:t xml:space="preserve"> </w:t>
+      </w:r>
+      <w:r>
+        <w:rPr>
+          <w:b/>
+          <w:bCs/>
+        </w:rPr>
+        <w:t xml:space="preserve">primary</w:t>
+      </w:r>
+      <w:r>
+        <w:t xml:space="preserve"> </w:t>
+      </w:r>
+      <w:r>
+        <w:t xml:space="preserve">analysis is the theory-driven group</w:t>
+      </w:r>
+      <w:r>
+        <w:t xml:space="preserve"> </w:t>
+      </w:r>
+      <w:r>
+        <w:t xml:space="preserve">contrast in the posterior P300 loss-minus-gain response (Pz and POz), FDR-corrected</w:t>
+      </w:r>
+      <w:r>
+        <w:t xml:space="preserve"> </w:t>
+      </w:r>
+      <w:r>
+        <w:t xml:space="preserve">across the theory-driven feature family.</w:t>
+      </w:r>
+      <w:r>
+        <w:t xml:space="preserve"> </w:t>
+      </w:r>
+      <w:r>
+        <w:rPr>
+          <w:b/>
+          <w:bCs/>
+        </w:rPr>
+        <w:t xml:space="preserve">Confirmatory robustness</w:t>
+      </w:r>
+      <w:r>
+        <w:t xml:space="preserve"> </w:t>
+      </w:r>
+      <w:r>
+        <w:t xml:space="preserve">analyses test</w:t>
+      </w:r>
+      <w:r>
+        <w:t xml:space="preserve"> </w:t>
+      </w:r>
+      <w:r>
+        <w:t xml:space="preserve">the stability of that effect: participant-exclusion sensitivity analyses, the</w:t>
+      </w:r>
+      <w:r>
+        <w:t xml:space="preserve"> </w:t>
+      </w:r>
+      <w:r>
+        <w:t xml:space="preserve">window specification curve, and the direction of the continuous-MEQ association.</w:t>
+      </w:r>
+      <w:r>
+        <w:t xml:space="preserve"> </w:t>
+      </w:r>
+      <w:r>
+        <w:rPr>
+          <w:b/>
+          <w:bCs/>
+        </w:rPr>
+        <w:t xml:space="preserve">Secondary, convergent</w:t>
+      </w:r>
+      <w:r>
+        <w:t xml:space="preserve"> </w:t>
+      </w:r>
+      <w:r>
+        <w:t xml:space="preserve">analyses ask whether behaviour carries related chronotype</w:t>
+      </w:r>
+      <w:r>
+        <w:t xml:space="preserve"> </w:t>
+      </w:r>
+      <w:r>
+        <w:t xml:space="preserve">information under participant-generalizing validation: the compact 12-feature</w:t>
+      </w:r>
+      <w:r>
+        <w:t xml:space="preserve"> </w:t>
+      </w:r>
+      <w:r>
+        <w:t xml:space="preserve">classifier, the GRU behavioural embedding, and its combination with the validated</w:t>
+      </w:r>
+      <w:r>
+        <w:t xml:space="preserve"> </w:t>
+      </w:r>
+      <w:r>
+        <w:t xml:space="preserve">ERP contrasts.</w:t>
+      </w:r>
+      <w:r>
+        <w:t xml:space="preserve"> </w:t>
+      </w:r>
+      <w:r>
+        <w:rPr>
+          <w:b/>
+          <w:bCs/>
+        </w:rPr>
+        <w:t xml:space="preserve">Exploratory</w:t>
+      </w:r>
+      <w:r>
+        <w:t xml:space="preserve"> </w:t>
+      </w:r>
+      <w:r>
+        <w:t xml:space="preserve">analyses, interpreted cautiously and not used to</w:t>
+      </w:r>
+      <w:r>
+        <w:t xml:space="preserve"> </w:t>
+      </w:r>
+      <w:r>
+        <w:t xml:space="preserve">support the main claims, comprise the higher-dimensional models, the</w:t>
+      </w:r>
+      <w:r>
+        <w:t xml:space="preserve"> </w:t>
+      </w:r>
+      <w:r>
+        <w:t xml:space="preserve">reinforcement-learning parameters, the learned EEGNet embeddings, and the</w:t>
+      </w:r>
+      <w:r>
+        <w:t xml:space="preserve"> </w:t>
+      </w:r>
+      <w:r>
+        <w:t xml:space="preserve">single-trial P300-to-choice coupling. Predictive results are reported as evidence</w:t>
+      </w:r>
+      <w:r>
+        <w:t xml:space="preserve"> </w:t>
+      </w:r>
+      <w:r>
+        <w:t xml:space="preserve">that behavioural and neural measures carry convergent chronotype information, not as</w:t>
+      </w:r>
+      <w:r>
+        <w:t xml:space="preserve"> </w:t>
+      </w:r>
+      <w:r>
+        <w:t xml:space="preserve">a deployable classifier.</w:t>
+      </w:r>
+    </w:p>
     <w:bookmarkEnd w:id="22"/>
-    <w:bookmarkStart w:id="50" w:name="results"/>
+    <w:bookmarkEnd w:id="23"/>
+    <w:bookmarkStart w:id="51" w:name="results"/>
     <w:p>
       <w:pPr>
         <w:pStyle w:val="Heading2"/>
@@ -1462,7 +1700,7 @@
         <w:t xml:space="preserve">3. Results</w:t>
       </w:r>
     </w:p>
-    <w:bookmarkStart w:id="26" w:name="Xfef925df610cb4639bffe437383329ebc4b421c"/>
+    <w:bookmarkStart w:id="27" w:name="Xfef925df610cb4639bffe437383329ebc4b421c"/>
     <w:p>
       <w:pPr>
         <w:pStyle w:val="Heading3"/>
@@ -1480,18 +1718,18 @@
           <wp:inline>
             <wp:extent cx="5334000" cy="1742076"/>
             <wp:effectExtent b="0" l="0" r="0" t="0"/>
-            <wp:docPr descr="Figure 1. Feedback-locked posterior P300 (loss minus gain) by chronotype at Pz and POz, with the window specification curve confirming robustness." title="" id="24" name="Picture"/>
+            <wp:docPr descr="Figure 1. Feedback-locked posterior P300 (loss minus gain) by chronotype at Pz and POz, with the window specification curve confirming robustness." title="" id="25" name="Picture"/>
             <a:graphic>
               <a:graphicData uri="http://schemas.openxmlformats.org/drawingml/2006/picture">
                 <pic:pic>
                   <pic:nvPicPr>
-                    <pic:cNvPr descr="docs/figures/fig_main_1_p300_spec.png" id="25" name="Picture"/>
+                    <pic:cNvPr descr="docs/figures/fig_main_1_p300_spec.png" id="26" name="Picture"/>
                     <pic:cNvPicPr>
                       <a:picLocks noChangeArrowheads="1" noChangeAspect="1"/>
                     </pic:cNvPicPr>
                   </pic:nvPicPr>
                   <pic:blipFill>
-                    <a:blip r:embed="rId23"/>
+                    <a:blip r:embed="rId24"/>
                     <a:stretch>
                       <a:fillRect/>
                     </a:stretch>
@@ -1576,8 +1814,8 @@
         <w:t xml:space="preserve">feature family (FDR p = 0.034 and 0.045).</w:t>
       </w:r>
     </w:p>
-    <w:bookmarkEnd w:id="26"/>
-    <w:bookmarkStart w:id="27" w:name="supporting-behavioural-risk-taking"/>
+    <w:bookmarkEnd w:id="27"/>
+    <w:bookmarkStart w:id="28" w:name="supporting-behavioural-risk-taking"/>
     <w:p>
       <w:pPr>
         <w:pStyle w:val="Heading3"/>
@@ -1668,8 +1906,8 @@
         <w:t xml:space="preserve">effect, but the sample is not large enough to rule out medium-sized FRN differences.</w:t>
       </w:r>
     </w:p>
-    <w:bookmarkEnd w:id="27"/>
-    <w:bookmarkStart w:id="31" w:name="continuous-meq-association-figure-2"/>
+    <w:bookmarkEnd w:id="28"/>
+    <w:bookmarkStart w:id="32" w:name="continuous-meq-association-figure-2"/>
     <w:p>
       <w:pPr>
         <w:pStyle w:val="Heading3"/>
@@ -1687,18 +1925,18 @@
           <wp:inline>
             <wp:extent cx="5334000" cy="1694329"/>
             <wp:effectExtent b="0" l="0" r="0" t="0"/>
-            <wp:docPr descr="Figure 2. Posterior P300 loss-minus-gain amplitude versus the continuous MEQ score." title="" id="29" name="Picture"/>
+            <wp:docPr descr="Figure 2. Posterior P300 loss-minus-gain amplitude versus the continuous MEQ score." title="" id="30" name="Picture"/>
             <a:graphic>
               <a:graphicData uri="http://schemas.openxmlformats.org/drawingml/2006/picture">
                 <pic:pic>
                   <pic:nvPicPr>
-                    <pic:cNvPr descr="docs/figures/fig_main_2_continuous_meq.png" id="30" name="Picture"/>
+                    <pic:cNvPr descr="docs/figures/fig_main_2_continuous_meq.png" id="31" name="Picture"/>
                     <pic:cNvPicPr>
                       <a:picLocks noChangeArrowheads="1" noChangeAspect="1"/>
                     </pic:cNvPicPr>
                   </pic:nvPicPr>
                   <pic:blipFill>
-                    <a:blip r:embed="rId28"/>
+                    <a:blip r:embed="rId29"/>
                     <a:stretch>
                       <a:fillRect/>
                     </a:stretch>
@@ -1783,8 +2021,8 @@
         <w:t xml:space="preserve">direction, but the group contrast is estimated more precisely in this dataset.</w:t>
       </w:r>
     </w:p>
-    <w:bookmarkEnd w:id="31"/>
-    <w:bookmarkStart w:id="32" w:name="X5304d63afe92233b6765eefdbfa4bafb03865c4"/>
+    <w:bookmarkEnd w:id="32"/>
+    <w:bookmarkStart w:id="33" w:name="X5304d63afe92233b6765eefdbfa4bafb03865c4"/>
     <w:p>
       <w:pPr>
         <w:pStyle w:val="Heading3"/>
@@ -1911,8 +2149,8 @@
         <w:t xml:space="preserve">-0.66), but they supported the same conclusion.</w:t>
       </w:r>
     </w:p>
-    <w:bookmarkEnd w:id="32"/>
-    <w:bookmarkStart w:id="36" w:name="Xc9b9684bca4f2e1cdf854043292c51f5acdf207"/>
+    <w:bookmarkEnd w:id="33"/>
+    <w:bookmarkStart w:id="37" w:name="Xc9b9684bca4f2e1cdf854043292c51f5acdf207"/>
     <w:p>
       <w:pPr>
         <w:pStyle w:val="Heading3"/>
@@ -1930,18 +2168,18 @@
           <wp:inline>
             <wp:extent cx="5334000" cy="1694459"/>
             <wp:effectExtent b="0" l="0" r="0" t="0"/>
-            <wp:docPr descr="Figure 5. Leakage-safe, permutation-clean evaluation pipeline and out-of-fold classifier ROC." title="" id="34" name="Picture"/>
+            <wp:docPr descr="Figure 5. Participant-generalizing evaluation pipeline and out-of-fold classifier ROC." title="" id="35" name="Picture"/>
             <a:graphic>
               <a:graphicData uri="http://schemas.openxmlformats.org/drawingml/2006/picture">
                 <pic:pic>
                   <pic:nvPicPr>
-                    <pic:cNvPr descr="docs/figures/fig_main_5_roc_pipeline.png" id="35" name="Picture"/>
+                    <pic:cNvPr descr="docs/figures/fig_main_5_roc_pipeline.png" id="36" name="Picture"/>
                     <pic:cNvPicPr>
                       <a:picLocks noChangeArrowheads="1" noChangeAspect="1"/>
                     </pic:cNvPicPr>
                   </pic:nvPicPr>
                   <pic:blipFill>
-                    <a:blip r:embed="rId33"/>
+                    <a:blip r:embed="rId34"/>
                     <a:stretch>
                       <a:fillRect/>
                     </a:stretch>
@@ -1973,7 +2211,7 @@
         <w:pStyle w:val="ImageCaption"/>
       </w:pPr>
       <w:r>
-        <w:t xml:space="preserve">Figure 5. Leakage-safe, permutation-clean evaluation pipeline and out-of-fold classifier ROC.</w:t>
+        <w:t xml:space="preserve">Figure 5. Participant-generalizing evaluation pipeline and out-of-fold classifier ROC.</w:t>
       </w:r>
     </w:p>
     <w:p>
@@ -2140,8 +2378,8 @@
         <w:t xml:space="preserve">multivariate check on the neural result, not a diagnostic model.</w:t>
       </w:r>
     </w:p>
-    <w:bookmarkEnd w:id="36"/>
-    <w:bookmarkStart w:id="37" w:name="X0dbe79f9de0f7eb5935e02a27b59b7f2f08ec28"/>
+    <w:bookmarkEnd w:id="37"/>
+    <w:bookmarkStart w:id="38" w:name="X0dbe79f9de0f7eb5935e02a27b59b7f2f08ec28"/>
     <w:p>
       <w:pPr>
         <w:pStyle w:val="Heading3"/>
@@ -2155,53 +2393,65 @@
         <w:pStyle w:val="FirstParagraph"/>
       </w:pPr>
       <w:r>
-        <w:t xml:space="preserve">Participant-grouped models predicted trial-level risky choice modestly but above</w:t>
-      </w:r>
-      <w:r>
-        <w:t xml:space="preserve"> </w:t>
-      </w:r>
-      <w:r>
-        <w:t xml:space="preserve">simple baselines (Supplementary Table S4). The best models reached balanced accuracy of approximately 0.587</w:t>
-      </w:r>
-      <w:r>
-        <w:t xml:space="preserve"> </w:t>
-      </w:r>
-      <w:r>
-        <w:t xml:space="preserve">(ROC AUC approximately 0.62) across 10,669 free-choice trials. This exceeded the</w:t>
-      </w:r>
-      <w:r>
-        <w:t xml:space="preserve"> </w:t>
-      </w:r>
-      <w:r>
-        <w:t xml:space="preserve">majority-class baseline (0.50) and the previous-choice-persistence baseline (0.554),</w:t>
-      </w:r>
-      <w:r>
-        <w:t xml:space="preserve"> </w:t>
-      </w:r>
-      <w:r>
-        <w:t xml:space="preserve">and it approached the participant-mean oracle ceiling (0.604) without using data</w:t>
-      </w:r>
-      <w:r>
-        <w:t xml:space="preserve"> </w:t>
-      </w:r>
-      <w:r>
-        <w:t xml:space="preserve">from the held-out participant. Most of the signal came from previous-trial and</w:t>
-      </w:r>
-      <w:r>
-        <w:t xml:space="preserve"> </w:t>
-      </w:r>
-      <w:r>
-        <w:t xml:space="preserve">rolling-history features. Previous-trial EEG did not add clear predictive value in</w:t>
-      </w:r>
-      <w:r>
-        <w:t xml:space="preserve"> </w:t>
-      </w:r>
-      <w:r>
-        <w:t xml:space="preserve">the current representation.</w:t>
-      </w:r>
-    </w:p>
-    <w:bookmarkEnd w:id="37"/>
-    <w:bookmarkStart w:id="41" w:name="X5b838071b3217f31bc8b26ec7df405a75aea042"/>
+        <w:t xml:space="preserve">As a preliminary check that trial-level choice is predictable at all under</w:t>
+      </w:r>
+      <w:r>
+        <w:t xml:space="preserve"> </w:t>
+      </w:r>
+      <w:r>
+        <w:t xml:space="preserve">participant-generalizing validation, leakage-safe models reached balanced accuracy</w:t>
+      </w:r>
+      <w:r>
+        <w:t xml:space="preserve"> </w:t>
+      </w:r>
+      <w:r>
+        <w:t xml:space="preserve">of approximately 0.587 (ROC AUC approximately 0.62) on 10,669 free-choice trials —</w:t>
+      </w:r>
+      <w:r>
+        <w:t xml:space="preserve"> </w:t>
+      </w:r>
+      <w:r>
+        <w:t xml:space="preserve">modestly above the majority-class (0.50) and previous-choice-persistence (0.554)</w:t>
+      </w:r>
+      <w:r>
+        <w:t xml:space="preserve"> </w:t>
+      </w:r>
+      <w:r>
+        <w:t xml:space="preserve">baselines and approaching the participant-mean oracle ceiling (0.604) without using</w:t>
+      </w:r>
+      <w:r>
+        <w:t xml:space="preserve"> </w:t>
+      </w:r>
+      <w:r>
+        <w:t xml:space="preserve">held-out-participant data. Most of the signal came from previous-trial and rolling</w:t>
+      </w:r>
+      <w:r>
+        <w:t xml:space="preserve"> </w:t>
+      </w:r>
+      <w:r>
+        <w:t xml:space="preserve">choice history, and previous-trial EEG added no clear value in this representation</w:t>
+      </w:r>
+      <w:r>
+        <w:t xml:space="preserve"> </w:t>
+      </w:r>
+      <w:r>
+        <w:t xml:space="preserve">(Supplementary Table S4). This motivates the sequence model in the next section,</w:t>
+      </w:r>
+      <w:r>
+        <w:t xml:space="preserve"> </w:t>
+      </w:r>
+      <w:r>
+        <w:t xml:space="preserve">which learns such temporal structure directly rather than from hand-engineered</w:t>
+      </w:r>
+      <w:r>
+        <w:t xml:space="preserve"> </w:t>
+      </w:r>
+      <w:r>
+        <w:t xml:space="preserve">history features.</w:t>
+      </w:r>
+    </w:p>
+    <w:bookmarkEnd w:id="38"/>
+    <w:bookmarkStart w:id="42" w:name="X5b838071b3217f31bc8b26ec7df405a75aea042"/>
     <w:p>
       <w:pPr>
         <w:pStyle w:val="Heading3"/>
@@ -2219,18 +2469,18 @@
           <wp:inline>
             <wp:extent cx="5334000" cy="1541539"/>
             <wp:effectExtent b="0" l="0" r="0" t="0"/>
-            <wp:docPr descr="Figure 3. Chronotype decoding from behavioural choice dynamics (GRU), from validated ERP contrasts, and their super-additive fusion." title="" id="39" name="Picture"/>
+            <wp:docPr descr="Figure 3. Chronotype separation from behavioural choice dynamics (GRU), from validated ERP contrasts, and from their combination, with out-of-fold scores related to the continuous MEQ score." title="" id="40" name="Picture"/>
             <a:graphic>
               <a:graphicData uri="http://schemas.openxmlformats.org/drawingml/2006/picture">
                 <pic:pic>
                   <pic:nvPicPr>
-                    <pic:cNvPr descr="docs/figures/fig_main_3_fusion.png" id="40" name="Picture"/>
+                    <pic:cNvPr descr="docs/figures/fig_main_3_fusion.png" id="41" name="Picture"/>
                     <pic:cNvPicPr>
                       <a:picLocks noChangeArrowheads="1" noChangeAspect="1"/>
                     </pic:cNvPicPr>
                   </pic:nvPicPr>
                   <pic:blipFill>
-                    <a:blip r:embed="rId38"/>
+                    <a:blip r:embed="rId39"/>
                     <a:stretch>
                       <a:fillRect/>
                     </a:stretch>
@@ -2262,7 +2512,7 @@
         <w:pStyle w:val="ImageCaption"/>
       </w:pPr>
       <w:r>
-        <w:t xml:space="preserve">Figure 3. Chronotype decoding from behavioural choice dynamics (GRU), from validated ERP contrasts, and their super-additive fusion.</w:t>
+        <w:t xml:space="preserve">Figure 3. Chronotype separation from behavioural choice dynamics (GRU), from validated ERP contrasts, and from their combination, with out-of-fold scores related to the continuous MEQ score.</w:t>
       </w:r>
     </w:p>
     <w:p>
@@ -2315,8 +2565,8 @@
         <w:t xml:space="preserve">features.</w:t>
       </w:r>
     </w:p>
-    <w:bookmarkEnd w:id="41"/>
-    <w:bookmarkStart w:id="42" w:name="X6ddf6279428a9c0180374ef402066a36f67cc19"/>
+    <w:bookmarkEnd w:id="42"/>
+    <w:bookmarkStart w:id="43" w:name="X6ddf6279428a9c0180374ef402066a36f67cc19"/>
     <w:p>
       <w:pPr>
         <w:pStyle w:val="Heading3"/>
@@ -2724,8 +2974,8 @@
         <w:t xml:space="preserve">1001.</w:t>
       </w:r>
     </w:p>
-    <w:bookmarkEnd w:id="42"/>
-    <w:bookmarkStart w:id="43" w:name="continuous-meq-prediction-figure-3"/>
+    <w:bookmarkEnd w:id="43"/>
+    <w:bookmarkStart w:id="44" w:name="continuous-meq-prediction-figure-3"/>
     <w:p>
       <w:pPr>
         <w:pStyle w:val="Heading3"/>
@@ -2760,8 +3010,8 @@
         <w:t xml:space="preserve">p = 0.027), matching the pattern observed for binary chronotype prediction.</w:t>
       </w:r>
     </w:p>
-    <w:bookmarkEnd w:id="43"/>
-    <w:bookmarkStart w:id="44" w:name="X68798037d6dd073e26b01ce9d0430c1d4774e3c"/>
+    <w:bookmarkEnd w:id="44"/>
+    <w:bookmarkStart w:id="45" w:name="X68798037d6dd073e26b01ce9d0430c1d4774e3c"/>
     <w:p>
       <w:pPr>
         <w:pStyle w:val="Heading3"/>
@@ -2882,8 +3132,8 @@
         <w:t xml:space="preserve">these parameters were not identified well enough to support a mechanistic conclusion.</w:t>
       </w:r>
     </w:p>
-    <w:bookmarkEnd w:id="44"/>
-    <w:bookmarkStart w:id="45" w:name="X7d8226edcc851734607d77ef5e8ba75e88fc016"/>
+    <w:bookmarkEnd w:id="45"/>
+    <w:bookmarkStart w:id="46" w:name="X7d8226edcc851734607d77ef5e8ba75e88fc016"/>
     <w:p>
       <w:pPr>
         <w:pStyle w:val="Heading3"/>
@@ -2966,8 +3216,8 @@
         <w:t xml:space="preserve">2-epoch/2-fold sanity run gave AUC = 0.59 and is not used here.</w:t>
       </w:r>
     </w:p>
-    <w:bookmarkEnd w:id="45"/>
-    <w:bookmarkStart w:id="49" w:name="X4675b84cc4d6bf7f9757b3173dee4840261ab8f"/>
+    <w:bookmarkEnd w:id="46"/>
+    <w:bookmarkStart w:id="50" w:name="X4675b84cc4d6bf7f9757b3173dee4840261ab8f"/>
     <w:p>
       <w:pPr>
         <w:pStyle w:val="Heading3"/>
@@ -2985,18 +3235,18 @@
           <wp:inline>
             <wp:extent cx="5334000" cy="1485607"/>
             <wp:effectExtent b="0" l="0" r="0" t="0"/>
-            <wp:docPr descr="Figure 4. Single-trial feedback P300 to next-trial risk coupling by chronotype (overall and valence-resolved)." title="" id="47" name="Picture"/>
+            <wp:docPr descr="Figure 4. Single-trial feedback P300 to next-trial risky-choice coupling by chronotype (overall and valence-resolved)." title="" id="48" name="Picture"/>
             <a:graphic>
               <a:graphicData uri="http://schemas.openxmlformats.org/drawingml/2006/picture">
                 <pic:pic>
                   <pic:nvPicPr>
-                    <pic:cNvPr descr="docs/figures/fig_main_4_single_trial_coupling.png" id="48" name="Picture"/>
+                    <pic:cNvPr descr="docs/figures/fig_main_4_single_trial_coupling.png" id="49" name="Picture"/>
                     <pic:cNvPicPr>
                       <a:picLocks noChangeArrowheads="1" noChangeAspect="1"/>
                     </pic:cNvPicPr>
                   </pic:nvPicPr>
                   <pic:blipFill>
-                    <a:blip r:embed="rId46"/>
+                    <a:blip r:embed="rId47"/>
                     <a:stretch>
                       <a:fillRect/>
                     </a:stretch>
@@ -3028,7 +3278,7 @@
         <w:pStyle w:val="ImageCaption"/>
       </w:pPr>
       <w:r>
-        <w:t xml:space="preserve">Figure 4. Single-trial feedback P300 to next-trial risk coupling by chronotype (overall and valence-resolved).</w:t>
+        <w:t xml:space="preserve">Figure 4. Single-trial feedback P300 to next-trial risky-choice coupling by chronotype (overall and valence-resolved).</w:t>
       </w:r>
     </w:p>
     <w:p>
@@ -3128,9 +3378,9 @@
         <w:t xml:space="preserve">from P300 to the next choice.</w:t>
       </w:r>
     </w:p>
-    <w:bookmarkEnd w:id="49"/>
     <w:bookmarkEnd w:id="50"/>
-    <w:bookmarkStart w:id="58" w:name="discussion"/>
+    <w:bookmarkEnd w:id="51"/>
+    <w:bookmarkStart w:id="59" w:name="discussion"/>
     <w:p>
       <w:pPr>
         <w:pStyle w:val="Heading2"/>
@@ -3139,7 +3389,7 @@
         <w:t xml:space="preserve">4. Discussion</w:t>
       </w:r>
     </w:p>
-    <w:bookmarkStart w:id="51" w:name="overview"/>
+    <w:bookmarkStart w:id="52" w:name="overview"/>
     <w:p>
       <w:pPr>
         <w:pStyle w:val="Heading3"/>
@@ -3222,8 +3472,8 @@
         <w:t xml:space="preserve">analyses, not the accuracy of any single model.</w:t>
       </w:r>
     </w:p>
-    <w:bookmarkEnd w:id="51"/>
-    <w:bookmarkStart w:id="52" w:name="Xed7cfcf318f46fb61bc10809c3fa2f8274eb28a"/>
+    <w:bookmarkEnd w:id="52"/>
+    <w:bookmarkStart w:id="53" w:name="Xed7cfcf318f46fb61bc10809c3fa2f8274eb28a"/>
     <w:p>
       <w:pPr>
         <w:pStyle w:val="Heading3"/>
@@ -3335,35 +3585,71 @@
         <w:t xml:space="preserve"> </w:t>
       </w:r>
       <w:r>
-        <w:t xml:space="preserve">Tversky, 1979). The absence of a reliable</w:t>
-      </w:r>
-      <w:r>
-        <w:t xml:space="preserve"> </w:t>
-      </w:r>
-      <w:r>
-        <w:t xml:space="preserve">FRN group difference further narrows the interpretation. Chronotype appeared to</w:t>
-      </w:r>
-      <w:r>
-        <w:t xml:space="preserve"> </w:t>
-      </w:r>
-      <w:r>
-        <w:t xml:space="preserve">affect a later feedback-evaluation process indexed by P300, not the earlier</w:t>
-      </w:r>
-      <w:r>
-        <w:t xml:space="preserve"> </w:t>
-      </w:r>
-      <w:r>
-        <w:t xml:space="preserve">valence- or prediction-error-related process indexed by the FRN (Holroyd &amp; Coles,</w:t>
-      </w:r>
-      <w:r>
-        <w:t xml:space="preserve"> </w:t>
-      </w:r>
-      <w:r>
-        <w:t xml:space="preserve">2002; Sambrook &amp; Goslin, 2015).</w:t>
-      </w:r>
-    </w:p>
-    <w:bookmarkEnd w:id="52"/>
-    <w:bookmarkStart w:id="53" w:name="Xe2f10c49e54ba6247a8c853fd811f02d23b817b"/>
+        <w:t xml:space="preserve">Tversky, 1979). The dissociation between the P300 and the FRN is theoretically informative rather</w:t>
+      </w:r>
+      <w:r>
+        <w:t xml:space="preserve"> </w:t>
+      </w:r>
+      <w:r>
+        <w:t xml:space="preserve">than merely a pattern of one significant and one null test. The FRN, and its</w:t>
+      </w:r>
+      <w:r>
+        <w:t xml:space="preserve"> </w:t>
+      </w:r>
+      <w:r>
+        <w:t xml:space="preserve">positive-going counterpart the reward positivity, indexes a fast, relatively</w:t>
+      </w:r>
+      <w:r>
+        <w:t xml:space="preserve"> </w:t>
+      </w:r>
+      <w:r>
+        <w:t xml:space="preserve">automatic valence and reward-prediction-error evaluation of outcomes (Holroyd &amp;</w:t>
+      </w:r>
+      <w:r>
+        <w:t xml:space="preserve"> </w:t>
+      </w:r>
+      <w:r>
+        <w:t xml:space="preserve">Coles, 2002; Proudfit, 2015; Sambrook &amp; Goslin, 2015), whereas the posterior P300</w:t>
+      </w:r>
+      <w:r>
+        <w:t xml:space="preserve"> </w:t>
+      </w:r>
+      <w:r>
+        <w:t xml:space="preserve">indexes a later, more elaborative weighting of outcome salience and significance</w:t>
+      </w:r>
+      <w:r>
+        <w:t xml:space="preserve"> </w:t>
+      </w:r>
+      <w:r>
+        <w:t xml:space="preserve">(Polich, 2007; Yeung &amp; Sanfey, 2004). That chronotype was expressed in the P300 but</w:t>
+      </w:r>
+      <w:r>
+        <w:t xml:space="preserve"> </w:t>
+      </w:r>
+      <w:r>
+        <w:t xml:space="preserve">not the FRN suggests the difference lies in how much motivational significance is</w:t>
+      </w:r>
+      <w:r>
+        <w:t xml:space="preserve"> </w:t>
+      </w:r>
+      <w:r>
+        <w:t xml:space="preserve">assigned to gains relative to losses during this later appraisal stage, rather than</w:t>
+      </w:r>
+      <w:r>
+        <w:t xml:space="preserve"> </w:t>
+      </w:r>
+      <w:r>
+        <w:t xml:space="preserve">in the initial registration of outcome valence — a more specific account than a</w:t>
+      </w:r>
+      <w:r>
+        <w:t xml:space="preserve"> </w:t>
+      </w:r>
+      <w:r>
+        <w:t xml:space="preserve">general claim that chronotype affects feedback processing.</w:t>
+      </w:r>
+    </w:p>
+    <w:bookmarkEnd w:id="53"/>
+    <w:bookmarkStart w:id="54" w:name="Xe2f10c49e54ba6247a8c853fd811f02d23b817b"/>
     <w:p>
       <w:pPr>
         <w:pStyle w:val="Heading3"/>
@@ -3466,8 +3752,8 @@
         <w:t xml:space="preserve">cross-modal trait signature, not as tools for individual classification.</w:t>
       </w:r>
     </w:p>
-    <w:bookmarkEnd w:id="53"/>
-    <w:bookmarkStart w:id="54" w:name="a-tentative-computational-mechanism"/>
+    <w:bookmarkEnd w:id="54"/>
+    <w:bookmarkStart w:id="55" w:name="a-tentative-computational-mechanism"/>
     <w:p>
       <w:pPr>
         <w:pStyle w:val="Heading3"/>
@@ -3570,8 +3856,8 @@
         <w:t xml:space="preserve">depend on the RL model.</w:t>
       </w:r>
     </w:p>
-    <w:bookmarkEnd w:id="54"/>
-    <w:bookmarkStart w:id="55" w:name="Xb9f3a6351c62ad707ee66dc7f8d5767568f910a"/>
+    <w:bookmarkEnd w:id="55"/>
+    <w:bookmarkStart w:id="56" w:name="Xb9f3a6351c62ad707ee66dc7f8d5767568f910a"/>
     <w:p>
       <w:pPr>
         <w:pStyle w:val="Heading3"/>
@@ -3666,8 +3952,8 @@
         <w:t xml:space="preserve">as evidence for moment-to-moment neural control of the next risky choice.</w:t>
       </w:r>
     </w:p>
-    <w:bookmarkEnd w:id="55"/>
-    <w:bookmarkStart w:id="56" w:name="chronotype-as-a-dimensional-trait"/>
+    <w:bookmarkEnd w:id="56"/>
+    <w:bookmarkStart w:id="57" w:name="chronotype-as-a-dimensional-trait"/>
     <w:p>
       <w:pPr>
         <w:pStyle w:val="Heading3"/>
@@ -3714,8 +4000,8 @@
         <w:t xml:space="preserve">primary outcome.</w:t>
       </w:r>
     </w:p>
-    <w:bookmarkEnd w:id="56"/>
-    <w:bookmarkStart w:id="57" w:name="conclusion"/>
+    <w:bookmarkEnd w:id="57"/>
+    <w:bookmarkStart w:id="58" w:name="conclusion"/>
     <w:p>
       <w:pPr>
         <w:pStyle w:val="Heading3"/>
@@ -3774,9 +4060,9 @@
         <w:t xml:space="preserve">to study stable individual differences in modest samples.</w:t>
       </w:r>
     </w:p>
-    <w:bookmarkEnd w:id="57"/>
     <w:bookmarkEnd w:id="58"/>
-    <w:bookmarkStart w:id="59" w:name="limitations"/>
+    <w:bookmarkEnd w:id="59"/>
+    <w:bookmarkStart w:id="60" w:name="limitations"/>
     <w:p>
       <w:pPr>
         <w:pStyle w:val="Heading2"/>
@@ -4019,8 +4305,8 @@
         <w:t xml:space="preserve">There is no external validation cohort.</w:t>
       </w:r>
     </w:p>
-    <w:bookmarkEnd w:id="59"/>
-    <w:bookmarkStart w:id="60" w:name="data-and-code-availability"/>
+    <w:bookmarkEnd w:id="60"/>
+    <w:bookmarkStart w:id="61" w:name="data-and-code-availability"/>
     <w:p>
       <w:pPr>
         <w:pStyle w:val="Heading2"/>
@@ -4037,8 +4323,8 @@
         <w:t xml:space="preserve">Analysis code and a de-identified participant-level dataset will be made openly available in a public repository upon publication; raw EEG data are available from the corresponding author on reasonable request.</w:t>
       </w:r>
     </w:p>
-    <w:bookmarkEnd w:id="60"/>
-    <w:bookmarkStart w:id="61" w:name="references"/>
+    <w:bookmarkEnd w:id="61"/>
+    <w:bookmarkStart w:id="62" w:name="references"/>
     <w:p>
       <w:pPr>
         <w:pStyle w:val="Heading2"/>
@@ -5029,7 +5315,7 @@
         </w:pict>
       </w:r>
     </w:p>
-    <w:bookmarkEnd w:id="61"/>
+    <w:bookmarkEnd w:id="62"/>
     <w:sectPr>
       <w:footnotePr>
         <w:numRestart w:val="eachSect"/>

--- a/docs/paper_submission.docx
+++ b/docs/paper_submission.docx
@@ -30,115 +30,109 @@
         <w:t xml:space="preserve"> </w:t>
       </w:r>
       <w:r>
-        <w:t xml:space="preserve">but little is known about how morning and evening types process decision feedback</w:t>
-      </w:r>
-      <w:r>
-        <w:t xml:space="preserve"> </w:t>
-      </w:r>
-      <w:r>
-        <w:t xml:space="preserve">at the neural level. We recorded EEG from 39 participants (19 Evening, 20 Morning)</w:t>
-      </w:r>
-      <w:r>
-        <w:t xml:space="preserve"> </w:t>
-      </w:r>
-      <w:r>
-        <w:t xml:space="preserve">during a risky decision-making task with gain and loss feedback. Chronotype was</w:t>
-      </w:r>
-      <w:r>
-        <w:t xml:space="preserve"> </w:t>
-      </w:r>
-      <w:r>
-        <w:t xml:space="preserve">examined using feedback-locked event-related potentials, behavioural sequence</w:t>
-      </w:r>
-      <w:r>
-        <w:t xml:space="preserve"> </w:t>
-      </w:r>
-      <w:r>
-        <w:t xml:space="preserve">models, and multimodal analyses with participant-generalizing validation. The</w:t>
-      </w:r>
-      <w:r>
-        <w:t xml:space="preserve"> </w:t>
-      </w:r>
-      <w:r>
-        <w:t xml:space="preserve">clearest neural difference was in the posterior P300. The parietal loss-minus-gain</w:t>
-      </w:r>
-      <w:r>
-        <w:t xml:space="preserve"> </w:t>
-      </w:r>
-      <w:r>
-        <w:t xml:space="preserve">contrast separated Morning and Evening groups with large effects (Pz Cohen’s d =</w:t>
-      </w:r>
-      <w:r>
-        <w:t xml:space="preserve"> </w:t>
-      </w:r>
-      <w:r>
-        <w:t xml:space="preserve">-1.04, FDR p = 0.034; POz d = -0.92, FDR p = 0.045), remained stable across</w:t>
-      </w:r>
-      <w:r>
-        <w:t xml:space="preserve"> </w:t>
-      </w:r>
-      <w:r>
-        <w:t xml:space="preserve">participant-exclusion analyses (d approximately -1.0, p &lt; 0.011 throughout), and</w:t>
-      </w:r>
-      <w:r>
-        <w:t xml:space="preserve"> </w:t>
-      </w:r>
-      <w:r>
-        <w:t xml:space="preserve">showed the same direction of association with continuous MEQ score. Behaviour carried</w:t>
-      </w:r>
-      <w:r>
-        <w:t xml:space="preserve"> </w:t>
-      </w:r>
-      <w:r>
-        <w:t xml:space="preserve">convergent information: out-of-fold scores from a causal GRU model of risky-choice</w:t>
-      </w:r>
-      <w:r>
-        <w:t xml:space="preserve"> </w:t>
-      </w:r>
-      <w:r>
-        <w:t xml:space="preserve">dynamics distinguished Morning and Evening participants without EEG (ROC AUC 0.713,</w:t>
-      </w:r>
-      <w:r>
-        <w:t xml:space="preserve"> </w:t>
-      </w:r>
-      <w:r>
-        <w:t xml:space="preserve">permutation p = 0.027). Out-of-fold scores that combined the behavioural embedding</w:t>
-      </w:r>
-      <w:r>
-        <w:t xml:space="preserve"> </w:t>
-      </w:r>
-      <w:r>
-        <w:t xml:space="preserve">with the validated ERP contrasts separated the groups more strongly (AUC 0.797, p =</w:t>
-      </w:r>
-      <w:r>
-        <w:t xml:space="preserve"> </w:t>
-      </w:r>
-      <w:r>
-        <w:t xml:space="preserve">0.004; bootstrap 95% CI [0.64, 0.92]) and tracked the continuous MEQ score (r =</w:t>
-      </w:r>
-      <w:r>
-        <w:t xml:space="preserve"> </w:t>
-      </w:r>
-      <w:r>
-        <w:t xml:space="preserve">0.34, p = 0.027), indicating that behavioural dynamics and feedback ERPs carry</w:t>
-      </w:r>
-      <w:r>
-        <w:t xml:space="preserve"> </w:t>
-      </w:r>
-      <w:r>
-        <w:t xml:space="preserve">partly independent, rather than diagnostic, information about chronotype. That the</w:t>
-      </w:r>
-      <w:r>
-        <w:t xml:space="preserve"> </w:t>
-      </w:r>
-      <w:r>
-        <w:t xml:space="preserve">same measures related to continuous MEQ score is consistent with a graded,</w:t>
-      </w:r>
-      <w:r>
-        <w:t xml:space="preserve"> </w:t>
-      </w:r>
-      <w:r>
-        <w:t xml:space="preserve">dimensional trait rather than a strict dichotomy. An asymmetric</w:t>
+        <w:t xml:space="preserve">and behavioural and FRN effects in the present cohort have been reported previously.</w:t>
+      </w:r>
+      <w:r>
+        <w:t xml:space="preserve"> </w:t>
+      </w:r>
+      <w:r>
+        <w:t xml:space="preserve">Here we analysed the same 39-participant cohort (19 Evening, 20 Morning) as a</w:t>
+      </w:r>
+      <w:r>
+        <w:t xml:space="preserve"> </w:t>
+      </w:r>
+      <w:r>
+        <w:t xml:space="preserve">computational and multivariate follow-up focused on posterior P300 contrasts,</w:t>
+      </w:r>
+      <w:r>
+        <w:t xml:space="preserve"> </w:t>
+      </w:r>
+      <w:r>
+        <w:t xml:space="preserve">behavioural sequence models, and participant-generalizing validation. The clearest</w:t>
+      </w:r>
+      <w:r>
+        <w:t xml:space="preserve"> </w:t>
+      </w:r>
+      <w:r>
+        <w:t xml:space="preserve">neural difference was in the posterior P300. The parietal loss-minus-gain contrast</w:t>
+      </w:r>
+      <w:r>
+        <w:t xml:space="preserve"> </w:t>
+      </w:r>
+      <w:r>
+        <w:t xml:space="preserve">separated Morning and Evening groups with large effects (Pz Cohen’s d = -1.04, FDR p</w:t>
+      </w:r>
+      <w:r>
+        <w:t xml:space="preserve"> </w:t>
+      </w:r>
+      <w:r>
+        <w:t xml:space="preserve">= 0.034; POz d = -0.92, FDR p = 0.045), remained stable across participant-exclusion</w:t>
+      </w:r>
+      <w:r>
+        <w:t xml:space="preserve"> </w:t>
+      </w:r>
+      <w:r>
+        <w:t xml:space="preserve">analyses (d approximately -1.0, p &lt; 0.011 throughout), and showed the same direction</w:t>
+      </w:r>
+      <w:r>
+        <w:t xml:space="preserve"> </w:t>
+      </w:r>
+      <w:r>
+        <w:t xml:space="preserve">of association with continuous MEQ score. Behaviour carried convergent information:</w:t>
+      </w:r>
+      <w:r>
+        <w:t xml:space="preserve"> </w:t>
+      </w:r>
+      <w:r>
+        <w:t xml:space="preserve">out-of-fold scores from a causal GRU model of risky-choice dynamics distinguished</w:t>
+      </w:r>
+      <w:r>
+        <w:t xml:space="preserve"> </w:t>
+      </w:r>
+      <w:r>
+        <w:t xml:space="preserve">Morning and Evening participants without EEG (ROC AUC 0.713, permutation p = 0.027).</w:t>
+      </w:r>
+      <w:r>
+        <w:t xml:space="preserve"> </w:t>
+      </w:r>
+      <w:r>
+        <w:t xml:space="preserve">Out-of-fold scores that combined the behavioural embedding with the validated ERP</w:t>
+      </w:r>
+      <w:r>
+        <w:t xml:space="preserve"> </w:t>
+      </w:r>
+      <w:r>
+        <w:t xml:space="preserve">contrasts separated the groups more strongly (AUC 0.797, p = 0.004; bootstrap 95% CI</w:t>
+      </w:r>
+      <w:r>
+        <w:t xml:space="preserve"> </w:t>
+      </w:r>
+      <w:r>
+        <w:t xml:space="preserve">[0.64, 0.92]) and tracked the continuous MEQ score (r = 0.34, p = 0.027), indicating</w:t>
+      </w:r>
+      <w:r>
+        <w:t xml:space="preserve"> </w:t>
+      </w:r>
+      <w:r>
+        <w:t xml:space="preserve">that behavioural dynamics and feedback ERPs carry partly independent, rather than</w:t>
+      </w:r>
+      <w:r>
+        <w:t xml:space="preserve"> </w:t>
+      </w:r>
+      <w:r>
+        <w:t xml:space="preserve">diagnostic, information about chronotype. That the same measures related to</w:t>
+      </w:r>
+      <w:r>
+        <w:t xml:space="preserve"> </w:t>
+      </w:r>
+      <w:r>
+        <w:t xml:space="preserve">continuous MEQ score is consistent with a graded, dimensional trait rather than a</w:t>
+      </w:r>
+      <w:r>
+        <w:t xml:space="preserve"> </w:t>
+      </w:r>
+      <w:r>
+        <w:t xml:space="preserve">strict dichotomy. An asymmetric</w:t>
       </w:r>
       <w:r>
         <w:t xml:space="preserve"> </w:t>
@@ -320,6 +314,44 @@
         <w:pStyle w:val="BodyText"/>
       </w:pPr>
       <w:r>
+        <w:t xml:space="preserve">This cohort has already been reported in a univariate ERP study by Hajiaboo et al.</w:t>
+      </w:r>
+      <w:r>
+        <w:t xml:space="preserve"> </w:t>
+      </w:r>
+      <w:r>
+        <w:t xml:space="preserve">(2025), which established greater behavioural risk-taking in Evening than Morning</w:t>
+      </w:r>
+      <w:r>
+        <w:t xml:space="preserve"> </w:t>
+      </w:r>
+      <w:r>
+        <w:t xml:space="preserve">participants, faster responding and post-error effects, and FRN-amplitude</w:t>
+      </w:r>
+      <w:r>
+        <w:t xml:space="preserve"> </w:t>
+      </w:r>
+      <w:r>
+        <w:t xml:space="preserve">associations with chronotype. The present manuscript is therefore positioned as a</w:t>
+      </w:r>
+      <w:r>
+        <w:t xml:space="preserve"> </w:t>
+      </w:r>
+      <w:r>
+        <w:t xml:space="preserve">computational and multivariate follow-up to that publication, not as an independent</w:t>
+      </w:r>
+      <w:r>
+        <w:t xml:space="preserve"> </w:t>
+      </w:r>
+      <w:r>
+        <w:t xml:space="preserve">first report of the behavioural or FRN findings.</w:t>
+      </w:r>
+    </w:p>
+    <w:p>
+      <w:pPr>
+        <w:pStyle w:val="BodyText"/>
+      </w:pPr>
+      <w:r>
         <w:t xml:space="preserve">Feedback during value-based decisions evokes several event-related potentials that</w:t>
       </w:r>
       <w:r>
@@ -468,61 +500,79 @@
         <w:pStyle w:val="BodyText"/>
       </w:pPr>
       <w:r>
-        <w:t xml:space="preserve">The present study examined these questions in a single cohort performing a</w:t>
-      </w:r>
-      <w:r>
-        <w:t xml:space="preserve"> </w:t>
-      </w:r>
-      <w:r>
-        <w:t xml:space="preserve">feedback-based risky-choice task. We tested whether Morning and Evening chronotypes</w:t>
-      </w:r>
-      <w:r>
-        <w:t xml:space="preserve"> </w:t>
-      </w:r>
-      <w:r>
-        <w:t xml:space="preserve">differed in the posterior P300 response to loss versus gain feedback. We then asked</w:t>
-      </w:r>
-      <w:r>
-        <w:t xml:space="preserve"> </w:t>
-      </w:r>
-      <w:r>
-        <w:t xml:space="preserve">whether chronotype could be decoded from the dynamics of risky choice using a causal</w:t>
-      </w:r>
-      <w:r>
-        <w:t xml:space="preserve"> </w:t>
-      </w:r>
-      <w:r>
-        <w:t xml:space="preserve">recurrent model, and whether combining behavioural dynamics with validated ERP</w:t>
-      </w:r>
-      <w:r>
-        <w:t xml:space="preserve"> </w:t>
-      </w:r>
-      <w:r>
-        <w:t xml:space="preserve">features improved prediction beyond either source alone. Additional analyses tested</w:t>
-      </w:r>
-      <w:r>
-        <w:t xml:space="preserve"> </w:t>
-      </w:r>
-      <w:r>
-        <w:t xml:space="preserve">whether an interpretable reinforcement-learning model could explain the behavioural</w:t>
-      </w:r>
-      <w:r>
-        <w:t xml:space="preserve"> </w:t>
-      </w:r>
-      <w:r>
-        <w:t xml:space="preserve">difference, whether EEGNet could recover chronotype from single-trial EEG, and</w:t>
-      </w:r>
-      <w:r>
-        <w:t xml:space="preserve"> </w:t>
-      </w:r>
-      <w:r>
-        <w:t xml:space="preserve">whether trial-to-trial P300 variation predicted subsequent risky choice differently</w:t>
-      </w:r>
-      <w:r>
-        <w:t xml:space="preserve"> </w:t>
-      </w:r>
-      <w:r>
-        <w:t xml:space="preserve">by chronotype.</w:t>
+        <w:t xml:space="preserve">The present study examined these questions in the same cohort performing the same</w:t>
+      </w:r>
+      <w:r>
+        <w:t xml:space="preserve"> </w:t>
+      </w:r>
+      <w:r>
+        <w:t xml:space="preserve">feedback-based risky-choice task. The novel focus was a posterior P300</w:t>
+      </w:r>
+      <w:r>
+        <w:t xml:space="preserve"> </w:t>
+      </w:r>
+      <w:r>
+        <w:t xml:space="preserve">loss-minus-gain contrast and a computational strand absent from the prior report:</w:t>
+      </w:r>
+      <w:r>
+        <w:t xml:space="preserve"> </w:t>
+      </w:r>
+      <w:r>
+        <w:t xml:space="preserve">GRU behavioural decoding, brain-behaviour fusion, continuous-MEQ prediction,</w:t>
+      </w:r>
+      <w:r>
+        <w:t xml:space="preserve"> </w:t>
+      </w:r>
+      <w:r>
+        <w:t xml:space="preserve">reinforcement-learning analysis, EEGNet, and leakage-safe/permutation-clean machine</w:t>
+      </w:r>
+      <w:r>
+        <w:t xml:space="preserve"> </w:t>
+      </w:r>
+      <w:r>
+        <w:t xml:space="preserve">learning. We tested whether Morning and Evening chronotypes differed in the posterior</w:t>
+      </w:r>
+      <w:r>
+        <w:t xml:space="preserve"> </w:t>
+      </w:r>
+      <w:r>
+        <w:t xml:space="preserve">P300 response to loss versus gain feedback. We then asked whether chronotype could be</w:t>
+      </w:r>
+      <w:r>
+        <w:t xml:space="preserve"> </w:t>
+      </w:r>
+      <w:r>
+        <w:t xml:space="preserve">decoded from the dynamics of risky choice using a causal recurrent model, and whether</w:t>
+      </w:r>
+      <w:r>
+        <w:t xml:space="preserve"> </w:t>
+      </w:r>
+      <w:r>
+        <w:t xml:space="preserve">combining behavioural dynamics with validated ERP features improved prediction</w:t>
+      </w:r>
+      <w:r>
+        <w:t xml:space="preserve"> </w:t>
+      </w:r>
+      <w:r>
+        <w:t xml:space="preserve">beyond either source alone. Additional analyses tested whether an interpretable</w:t>
+      </w:r>
+      <w:r>
+        <w:t xml:space="preserve"> </w:t>
+      </w:r>
+      <w:r>
+        <w:t xml:space="preserve">reinforcement-learning model could explain the behavioural difference, whether</w:t>
+      </w:r>
+      <w:r>
+        <w:t xml:space="preserve"> </w:t>
+      </w:r>
+      <w:r>
+        <w:t xml:space="preserve">EEGNet could recover chronotype from single-trial EEG, and whether trial-to-trial</w:t>
+      </w:r>
+      <w:r>
+        <w:t xml:space="preserve"> </w:t>
+      </w:r>
+      <w:r>
+        <w:t xml:space="preserve">P300 variation predicted subsequent risky choice differently by chronotype.</w:t>
       </w:r>
     </w:p>
     <w:bookmarkEnd w:id="10"/>
@@ -549,7 +599,79 @@
         <w:pStyle w:val="FirstParagraph"/>
       </w:pPr>
       <w:r>
-        <w:t xml:space="preserve">Thirty-nine participants were analysed (19 Evening, 20 Morning chronotype).</w:t>
+        <w:t xml:space="preserve">Participants were recruited at the University of Tabriz, Iran, for the previously</w:t>
+      </w:r>
+      <w:r>
+        <w:t xml:space="preserve"> </w:t>
+      </w:r>
+      <w:r>
+        <w:t xml:space="preserve">published ERP study of chronotype and risky decision-making (Hajiaboo et al., 2025)</w:t>
+      </w:r>
+      <w:r>
+        <w:t xml:space="preserve"> </w:t>
+      </w:r>
+      <w:r>
+        <w:t xml:space="preserve">[confirm: same 39-participant subset]. Thirty-nine right-handed participants with</w:t>
+      </w:r>
+      <w:r>
+        <w:t xml:space="preserve"> </w:t>
+      </w:r>
+      <w:r>
+        <w:t xml:space="preserve">normal or corrected-to-normal vision were analysed (19 Evening, 20 Morning</w:t>
+      </w:r>
+      <w:r>
+        <w:t xml:space="preserve"> </w:t>
+      </w:r>
+      <w:r>
+        <w:t xml:space="preserve">chronotype), after exclusion of five participants from the EEG experiment sample</w:t>
+      </w:r>
+      <w:r>
+        <w:t xml:space="preserve"> </w:t>
+      </w:r>
+      <w:r>
+        <w:t xml:space="preserve">(Hajiaboo et al., 2025) [confirm: same 39-participant subset]. Participants were</w:t>
+      </w:r>
+      <w:r>
+        <w:t xml:space="preserve"> </w:t>
+      </w:r>
+      <w:r>
+        <w:t xml:space="preserve">aged 18-31 years. The published report implies a retained sex/gender split of 19</w:t>
+      </w:r>
+      <w:r>
+        <w:t xml:space="preserve"> </w:t>
+      </w:r>
+      <w:r>
+        <w:t xml:space="preserve">female and 20 male participants overall (Morning: 11 female, 9 male; Evening: 8</w:t>
+      </w:r>
+      <w:r>
+        <w:t xml:space="preserve"> </w:t>
+      </w:r>
+      <w:r>
+        <w:t xml:space="preserve">female, 11 male) after the reported artifact exclusions, but this should be confirmed</w:t>
+      </w:r>
+      <w:r>
+        <w:t xml:space="preserve"> </w:t>
+      </w:r>
+      <w:r>
+        <w:t xml:space="preserve">against the exact 39-participant subset used here [confirm: sex/gender split and same</w:t>
+      </w:r>
+      <w:r>
+        <w:t xml:space="preserve"> </w:t>
+      </w:r>
+      <w:r>
+        <w:t xml:space="preserve">39-participant subset]. The study was approved by the University of Tabriz ethics</w:t>
+      </w:r>
+      <w:r>
+        <w:t xml:space="preserve"> </w:t>
+      </w:r>
+      <w:r>
+        <w:t xml:space="preserve">committee of Medical Sciences (IR.TABRIZU.REC.1403.130), and all participants</w:t>
+      </w:r>
+      <w:r>
+        <w:t xml:space="preserve"> </w:t>
+      </w:r>
+      <w:r>
+        <w:t xml:space="preserve">provided written informed consent (Hajiaboo et al., 2025).</w:t>
       </w:r>
     </w:p>
     <w:bookmarkEnd w:id="11"/>
@@ -681,7 +803,55 @@
         <w:t xml:space="preserve"> </w:t>
       </w:r>
       <w:r>
-        <w:t xml:space="preserve">options. EEG was recorded during the task, and feedback-locked</w:t>
+        <w:t xml:space="preserve">options. Each trial began with a 500 ms fixation, followed by two options displaying</w:t>
+      </w:r>
+      <w:r>
+        <w:t xml:space="preserve"> </w:t>
+      </w:r>
+      <w:r>
+        <w:t xml:space="preserve">magnitudes of 5 or 25. Participants responded with the F or J key to choose the left</w:t>
+      </w:r>
+      <w:r>
+        <w:t xml:space="preserve"> </w:t>
+      </w:r>
+      <w:r>
+        <w:t xml:space="preserve">or right option. One second after the response, gain/loss signs were revealed and the</w:t>
+      </w:r>
+      <w:r>
+        <w:t xml:space="preserve"> </w:t>
+      </w:r>
+      <w:r>
+        <w:t xml:space="preserve">chosen option was outlined in red or green for 1500 ms, followed by a 1000 ms</w:t>
+      </w:r>
+      <w:r>
+        <w:t xml:space="preserve"> </w:t>
+      </w:r>
+      <w:r>
+        <w:t xml:space="preserve">inter-trial interval. The task comprised 16 blocks of 24 trials, for 384 trials in</w:t>
+      </w:r>
+      <w:r>
+        <w:t xml:space="preserve"> </w:t>
+      </w:r>
+      <w:r>
+        <w:t xml:space="preserve">total (Hajiaboo et al., 2025) [confirm: same 39-participant subset]. Forced [5/5]</w:t>
+      </w:r>
+      <w:r>
+        <w:t xml:space="preserve"> </w:t>
+      </w:r>
+      <w:r>
+        <w:t xml:space="preserve">and [25/25] trials were excluded from choice analyses, yielding approximately 289</w:t>
+      </w:r>
+      <w:r>
+        <w:t xml:space="preserve"> </w:t>
+      </w:r>
+      <w:r>
+        <w:t xml:space="preserve">free-choice trials per participant (Hajiaboo et al., 2025) [confirm: same</w:t>
+      </w:r>
+      <w:r>
+        <w:t xml:space="preserve"> </w:t>
+      </w:r>
+      <w:r>
+        <w:t xml:space="preserve">39-participant subset]. EEG was recorded during the task, and feedback-locked</w:t>
       </w:r>
       <w:r>
         <w:t xml:space="preserve"> </w:t>
@@ -699,7 +869,67 @@
         <w:t xml:space="preserve"> </w:t>
       </w:r>
       <w:r>
-        <w:t xml:space="preserve">al. (2014).</w:t>
+        <w:t xml:space="preserve">al. (2014). Sessions were run between 12:00 and 16:00. EEG was acquired with a</w:t>
+      </w:r>
+      <w:r>
+        <w:t xml:space="preserve"> </w:t>
+      </w:r>
+      <w:r>
+        <w:t xml:space="preserve">64-channel waveguard cap (ANT Neuro, Enschede, Netherlands) configured according to</w:t>
+      </w:r>
+      <w:r>
+        <w:t xml:space="preserve"> </w:t>
+      </w:r>
+      <w:r>
+        <w:t xml:space="preserve">the international 10-10 system, with ground at AFz, online band-pass filtering at</w:t>
+      </w:r>
+      <w:r>
+        <w:t xml:space="preserve"> </w:t>
+      </w:r>
+      <w:r>
+        <w:t xml:space="preserve">0.3-100 Hz, 1 kHz sampling, and electrode impedances kept below 10 kΩ (Hajiaboo et</w:t>
+      </w:r>
+      <w:r>
+        <w:t xml:space="preserve"> </w:t>
+      </w:r>
+      <w:r>
+        <w:t xml:space="preserve">al., 2025) [confirm: same 39-participant subset]. Preprocessing was conducted in</w:t>
+      </w:r>
+      <w:r>
+        <w:t xml:space="preserve"> </w:t>
+      </w:r>
+      <w:r>
+        <w:t xml:space="preserve">MATLAB R2019b using EEGLAB v2024.0 and ERPLAB v12.00. Data were filtered offline at</w:t>
+      </w:r>
+      <w:r>
+        <w:t xml:space="preserve"> </w:t>
+      </w:r>
+      <w:r>
+        <w:t xml:space="preserve">0.1-30 Hz, segmented from 200 ms before to 800 ms after feedback with a 200 ms</w:t>
+      </w:r>
+      <w:r>
+        <w:t xml:space="preserve"> </w:t>
+      </w:r>
+      <w:r>
+        <w:t xml:space="preserve">pre-feedback baseline, and cleaned for movement and eye-related artifacts using ICA</w:t>
+      </w:r>
+      <w:r>
+        <w:t xml:space="preserve"> </w:t>
+      </w:r>
+      <w:r>
+        <w:t xml:space="preserve">(Hajiaboo et al., 2025) [confirm: same 39-participant subset]. The present analyses</w:t>
+      </w:r>
+      <w:r>
+        <w:t xml:space="preserve"> </w:t>
+      </w:r>
+      <w:r>
+        <w:t xml:space="preserve">used the exported single-trial features and retained the analysis windows specified</w:t>
+      </w:r>
+      <w:r>
+        <w:t xml:space="preserve"> </w:t>
+      </w:r>
+      <w:r>
+        <w:t xml:space="preserve">for this manuscript: FRN, 360-430 ms; P300, 450-550 ms.</w:t>
       </w:r>
     </w:p>
     <w:bookmarkEnd w:id="13"/>
@@ -717,6 +947,36 @@
         <w:pStyle w:val="FirstParagraph"/>
       </w:pPr>
       <w:r>
+        <w:t xml:space="preserve">Chronotype was measured with the Morningness-Eveningness Questionnaire (MEQ; Horne &amp;</w:t>
+      </w:r>
+      <w:r>
+        <w:t xml:space="preserve"> </w:t>
+      </w:r>
+      <w:r>
+        <w:t xml:space="preserve">Ostberg, 1976) and the Munich ChronoType Questionnaire (MCTQ; Hajiaboo et al., 2025;</w:t>
+      </w:r>
+      <w:r>
+        <w:t xml:space="preserve"> </w:t>
+      </w:r>
+      <w:r>
+        <w:t xml:space="preserve">Roenneberg et al., 2003). Following the published classification rule, MEQ scores &lt;=</w:t>
+      </w:r>
+      <w:r>
+        <w:t xml:space="preserve"> </w:t>
+      </w:r>
+      <w:r>
+        <w:t xml:space="preserve">41 were classified as Evening, MEQ scores &gt;= 59 as Morning, and scores from 42 to 58</w:t>
+      </w:r>
+      <w:r>
+        <w:t xml:space="preserve"> </w:t>
+      </w:r>
+      <w:r>
+        <w:t xml:space="preserve">as intermediate (Hajiaboo et al., 2025) [confirm: same 39-participant subset].</w:t>
+      </w:r>
+      <w:r>
+        <w:t xml:space="preserve"> </w:t>
+      </w:r>
+      <w:r>
         <w:t xml:space="preserve">Primary chronotype labels were Morning and Evening categories from study metadata.</w:t>
       </w:r>
       <w:r>
@@ -809,7 +1069,13 @@
         <w:t xml:space="preserve"> </w:t>
       </w:r>
       <w:r>
-        <w:t xml:space="preserve">intermediate range, where a binary classification is less sharp.</w:t>
+        <w:t xml:space="preserve">intermediate range, where a binary classification is less sharp. [confirm: same</w:t>
+      </w:r>
+      <w:r>
+        <w:t xml:space="preserve"> </w:t>
+      </w:r>
+      <w:r>
+        <w:t xml:space="preserve">39-participant subset]</w:t>
       </w:r>
     </w:p>
     <w:bookmarkEnd w:id="14"/>
@@ -1829,81 +2095,117 @@
         <w:pStyle w:val="FirstParagraph"/>
       </w:pPr>
       <w:r>
-        <w:t xml:space="preserve">Evening participants tended to choose the risky option more often than Morning</w:t>
-      </w:r>
-      <w:r>
-        <w:t xml:space="preserve"> </w:t>
-      </w:r>
-      <w:r>
-        <w:t xml:space="preserve">participants. The largest uncorrected effects were for loss-error risky rate (d =</w:t>
-      </w:r>
-      <w:r>
-        <w:t xml:space="preserve"> </w:t>
-      </w:r>
-      <w:r>
-        <w:t xml:space="preserve">0.81), free risky rate (d = 0.80), and gain-correct risky rate (d = 0.77), with all</w:t>
-      </w:r>
-      <w:r>
-        <w:t xml:space="preserve"> </w:t>
-      </w:r>
-      <w:r>
-        <w:t xml:space="preserve">Welch p-values below 0.025. These effects did not survive FDR correction, and their</w:t>
-      </w:r>
-      <w:r>
-        <w:t xml:space="preserve"> </w:t>
-      </w:r>
-      <w:r>
-        <w:t xml:space="preserve">confidence intervals remained compatible with small effects. The behavioural group</w:t>
-      </w:r>
-      <w:r>
-        <w:t xml:space="preserve"> </w:t>
-      </w:r>
-      <w:r>
-        <w:t xml:space="preserve">differences are therefore supportive rather than primary.</w:t>
-      </w:r>
-    </w:p>
-    <w:p>
-      <w:pPr>
-        <w:pStyle w:val="BodyText"/>
-      </w:pPr>
-      <w:r>
-        <w:t xml:space="preserve">Frontocentral FRN contrasts did not show reliable group differences. For example,</w:t>
-      </w:r>
-      <w:r>
-        <w:t xml:space="preserve"> </w:t>
-      </w:r>
-      <w:r>
-        <w:t xml:space="preserve">the Fz FRN error-minus-correct contrast had d = -0.60 and FDR p = 0.14. Bayes</w:t>
-      </w:r>
-      <w:r>
-        <w:t xml:space="preserve"> </w:t>
-      </w:r>
-      <w:r>
-        <w:t xml:space="preserve">factors were most consistent with a null group difference at FCz (BF01 = 2.46) and</w:t>
-      </w:r>
-      <w:r>
-        <w:t xml:space="preserve"> </w:t>
-      </w:r>
-      <w:r>
-        <w:t xml:space="preserve">Cz (BF01 = 3.17), while the Fz result remained inconclusive (BF01 = 0.82).</w:t>
-      </w:r>
-      <w:r>
-        <w:t xml:space="preserve"> </w:t>
-      </w:r>
-      <w:r>
-        <w:t xml:space="preserve">Equivalence tests with bounds of ±0.5 SD did not establish formal equivalence (for</w:t>
-      </w:r>
-      <w:r>
-        <w:t xml:space="preserve"> </w:t>
-      </w:r>
-      <w:r>
-        <w:t xml:space="preserve">example, Fz TOST p = 0.43; Supplementary Tables S7 and S8). Thus, the FRN results do not support a chronotype</w:t>
-      </w:r>
-      <w:r>
-        <w:t xml:space="preserve"> </w:t>
-      </w:r>
-      <w:r>
-        <w:t xml:space="preserve">effect, but the sample is not large enough to rule out medium-sized FRN differences.</w:t>
+        <w:t xml:space="preserve">Consistent with the previously reported behavioural difference in this cohort</w:t>
+      </w:r>
+      <w:r>
+        <w:t xml:space="preserve"> </w:t>
+      </w:r>
+      <w:r>
+        <w:t xml:space="preserve">(Hajiaboo et al., 2025), Evening participants tended to choose the risky option more</w:t>
+      </w:r>
+      <w:r>
+        <w:t xml:space="preserve"> </w:t>
+      </w:r>
+      <w:r>
+        <w:t xml:space="preserve">often than Morning participants. In the present feature set, the largest uncorrected</w:t>
+      </w:r>
+      <w:r>
+        <w:t xml:space="preserve"> </w:t>
+      </w:r>
+      <w:r>
+        <w:t xml:space="preserve">effects were for loss-error risky rate (d = 0.81), free risky rate (d = 0.80), and</w:t>
+      </w:r>
+      <w:r>
+        <w:t xml:space="preserve"> </w:t>
+      </w:r>
+      <w:r>
+        <w:t xml:space="preserve">gain-correct risky rate (d = 0.77), with all Welch p-values below 0.025. These</w:t>
+      </w:r>
+      <w:r>
+        <w:t xml:space="preserve"> </w:t>
+      </w:r>
+      <w:r>
+        <w:t xml:space="preserve">effects did not survive FDR correction, and their confidence intervals remained</w:t>
+      </w:r>
+      <w:r>
+        <w:t xml:space="preserve"> </w:t>
+      </w:r>
+      <w:r>
+        <w:t xml:space="preserve">compatible with small effects. The behavioural group differences are therefore</w:t>
+      </w:r>
+      <w:r>
+        <w:t xml:space="preserve"> </w:t>
+      </w:r>
+      <w:r>
+        <w:t xml:space="preserve">supportive prior context rather than a primary novel finding of this manuscript.</w:t>
+      </w:r>
+    </w:p>
+    <w:p>
+      <w:pPr>
+        <w:pStyle w:val="BodyText"/>
+      </w:pPr>
+      <w:r>
+        <w:t xml:space="preserve">Frontocentral FRN difference contrasts did not show reliable group differences in</w:t>
+      </w:r>
+      <w:r>
+        <w:t xml:space="preserve"> </w:t>
+      </w:r>
+      <w:r>
+        <w:t xml:space="preserve">the present feature set. For example, the Fz FRN error-minus-correct contrast had d =</w:t>
+      </w:r>
+      <w:r>
+        <w:t xml:space="preserve"> </w:t>
+      </w:r>
+      <w:r>
+        <w:t xml:space="preserve">-0.60 and FDR p = 0.14. Bayes factors were most consistent with a null group</w:t>
+      </w:r>
+      <w:r>
+        <w:t xml:space="preserve"> </w:t>
+      </w:r>
+      <w:r>
+        <w:t xml:space="preserve">difference at FCz (BF01 = 2.46) and Cz (BF01 = 3.17), while the Fz result remained</w:t>
+      </w:r>
+      <w:r>
+        <w:t xml:space="preserve"> </w:t>
+      </w:r>
+      <w:r>
+        <w:t xml:space="preserve">inconclusive (BF01 = 0.82). Equivalence tests with bounds of +/-0.5 SD did not</w:t>
+      </w:r>
+      <w:r>
+        <w:t xml:space="preserve"> </w:t>
+      </w:r>
+      <w:r>
+        <w:t xml:space="preserve">establish formal equivalence (for example, Fz TOST p = 0.43; Supplementary Tables S7</w:t>
+      </w:r>
+      <w:r>
+        <w:t xml:space="preserve"> </w:t>
+      </w:r>
+      <w:r>
+        <w:t xml:space="preserve">and S8). These contrast-level results should not be read as contradicting the</w:t>
+      </w:r>
+      <w:r>
+        <w:t xml:space="preserve"> </w:t>
+      </w:r>
+      <w:r>
+        <w:t xml:space="preserve">published FRN-chronotype finding in the same cohort, which concerned FRN amplitudes</w:t>
+      </w:r>
+      <w:r>
+        <w:t xml:space="preserve"> </w:t>
+      </w:r>
+      <w:r>
+        <w:t xml:space="preserve">and MEQ/MCTQ associations at Fz and FCz across feedback conditions (Hajiaboo et al.,</w:t>
+      </w:r>
+      <w:r>
+        <w:t xml:space="preserve"> </w:t>
+      </w:r>
+      <w:r>
+        <w:t xml:space="preserve">2025). The present null is specific to our selected difference contrasts and remains</w:t>
+      </w:r>
+      <w:r>
+        <w:t xml:space="preserve"> </w:t>
+      </w:r>
+      <w:r>
+        <w:t xml:space="preserve">underpowered for medium-sized FRN contrast effects.</w:t>
       </w:r>
     </w:p>
     <w:bookmarkEnd w:id="28"/>
@@ -3403,73 +3705,79 @@
         <w:pStyle w:val="FirstParagraph"/>
       </w:pPr>
       <w:r>
-        <w:t xml:space="preserve">In a single cohort of 39 participants, chronotype was related to both the neural and</w:t>
-      </w:r>
-      <w:r>
-        <w:t xml:space="preserve"> </w:t>
-      </w:r>
-      <w:r>
-        <w:t xml:space="preserve">behavioural evaluation of decision feedback. Four findings anchor the account.</w:t>
-      </w:r>
-      <w:r>
-        <w:t xml:space="preserve"> </w:t>
-      </w:r>
-      <w:r>
-        <w:t xml:space="preserve">First, Morning and Evening chronotypes differed in the feedback-locked posterior</w:t>
-      </w:r>
-      <w:r>
-        <w:t xml:space="preserve"> </w:t>
-      </w:r>
-      <w:r>
-        <w:t xml:space="preserve">P300 to outcome valence. Second, chronotype could be predicted from risky-choice</w:t>
-      </w:r>
-      <w:r>
-        <w:t xml:space="preserve"> </w:t>
-      </w:r>
-      <w:r>
-        <w:t xml:space="preserve">dynamics alone. Third, combining behavioural dynamics with validated ERP contrasts</w:t>
-      </w:r>
-      <w:r>
-        <w:t xml:space="preserve"> </w:t>
-      </w:r>
-      <w:r>
-        <w:t xml:space="preserve">predicted chronotype better than either modality alone and also predicted continuous</w:t>
-      </w:r>
-      <w:r>
-        <w:t xml:space="preserve"> </w:t>
-      </w:r>
-      <w:r>
-        <w:t xml:space="preserve">MEQ score. Fourth, two planned negative tests, end-to-end EEG decoding and</w:t>
-      </w:r>
-      <w:r>
-        <w:t xml:space="preserve"> </w:t>
-      </w:r>
-      <w:r>
-        <w:t xml:space="preserve">within-subject single-trial coupling, placed the effect at the between-participant</w:t>
-      </w:r>
-      <w:r>
-        <w:t xml:space="preserve"> </w:t>
-      </w:r>
-      <w:r>
-        <w:t xml:space="preserve">trait level rather than at the level of moment-to-moment neural control of choice.</w:t>
-      </w:r>
-      <w:r>
-        <w:t xml:space="preserve"> </w:t>
-      </w:r>
-      <w:r>
-        <w:t xml:space="preserve">All predictive analyses used participant-generalizing cross-validation and</w:t>
-      </w:r>
-      <w:r>
-        <w:t xml:space="preserve"> </w:t>
-      </w:r>
-      <w:r>
-        <w:t xml:space="preserve">permutation testing. The main evidentiary value is the agreement across distinct</w:t>
-      </w:r>
-      <w:r>
-        <w:t xml:space="preserve"> </w:t>
-      </w:r>
-      <w:r>
-        <w:t xml:space="preserve">analyses, not the accuracy of any single model.</w:t>
+        <w:t xml:space="preserve">This manuscript is a computational and multivariate follow-up to the prior</w:t>
+      </w:r>
+      <w:r>
+        <w:t xml:space="preserve"> </w:t>
+      </w:r>
+      <w:r>
+        <w:t xml:space="preserve">univariate ERP report on the same cohort (Hajiaboo et al., 2025). In that context,</w:t>
+      </w:r>
+      <w:r>
+        <w:t xml:space="preserve"> </w:t>
+      </w:r>
+      <w:r>
+        <w:t xml:space="preserve">four findings anchor the present account. First, Morning and Evening chronotypes</w:t>
+      </w:r>
+      <w:r>
+        <w:t xml:space="preserve"> </w:t>
+      </w:r>
+      <w:r>
+        <w:t xml:space="preserve">differed in the feedback-locked posterior P300 loss-minus-gain contrast. Second,</w:t>
+      </w:r>
+      <w:r>
+        <w:t xml:space="preserve"> </w:t>
+      </w:r>
+      <w:r>
+        <w:t xml:space="preserve">chronotype could be predicted from risky-choice dynamics alone. Third, combining</w:t>
+      </w:r>
+      <w:r>
+        <w:t xml:space="preserve"> </w:t>
+      </w:r>
+      <w:r>
+        <w:t xml:space="preserve">behavioural dynamics with validated ERP contrasts predicted chronotype better than</w:t>
+      </w:r>
+      <w:r>
+        <w:t xml:space="preserve"> </w:t>
+      </w:r>
+      <w:r>
+        <w:t xml:space="preserve">either modality alone and also predicted continuous MEQ score. Fourth, two planned</w:t>
+      </w:r>
+      <w:r>
+        <w:t xml:space="preserve"> </w:t>
+      </w:r>
+      <w:r>
+        <w:t xml:space="preserve">negative tests, end-to-end EEG decoding and within-subject single-trial coupling,</w:t>
+      </w:r>
+      <w:r>
+        <w:t xml:space="preserve"> </w:t>
+      </w:r>
+      <w:r>
+        <w:t xml:space="preserve">placed the effect at the between-participant trait level rather than at the level of</w:t>
+      </w:r>
+      <w:r>
+        <w:t xml:space="preserve"> </w:t>
+      </w:r>
+      <w:r>
+        <w:t xml:space="preserve">moment-to-moment neural control of choice. All predictive analyses used</w:t>
+      </w:r>
+      <w:r>
+        <w:t xml:space="preserve"> </w:t>
+      </w:r>
+      <w:r>
+        <w:t xml:space="preserve">participant-generalizing cross-validation and permutation testing. The main</w:t>
+      </w:r>
+      <w:r>
+        <w:t xml:space="preserve"> </w:t>
+      </w:r>
+      <w:r>
+        <w:t xml:space="preserve">evidentiary value is the agreement across distinct analyses, not the accuracy of any</w:t>
+      </w:r>
+      <w:r>
+        <w:t xml:space="preserve"> </w:t>
+      </w:r>
+      <w:r>
+        <w:t xml:space="preserve">single model.</w:t>
       </w:r>
     </w:p>
     <w:bookmarkEnd w:id="52"/>
@@ -3511,13 +3819,13 @@
         <w:t xml:space="preserve"> </w:t>
       </w:r>
       <w:r>
-        <w:t xml:space="preserve">was directionally consistent with the continuous MEQ analysis. Because posterior</w:t>
-      </w:r>
-      <w:r>
-        <w:t xml:space="preserve"> </w:t>
-      </w:r>
-      <w:r>
-        <w:t xml:space="preserve">P300 amplitude is linked to motivational salience and subjective outcome</w:t>
+        <w:t xml:space="preserve">was directionally consistent, although weak, in the continuous MEQ analysis. Because</w:t>
+      </w:r>
+      <w:r>
+        <w:t xml:space="preserve"> </w:t>
+      </w:r>
+      <w:r>
+        <w:t xml:space="preserve">posterior P300 amplitude is linked to motivational salience and subjective outcome</w:t>
       </w:r>
       <w:r>
         <w:t xml:space="preserve"> </w:t>
@@ -3567,85 +3875,87 @@
         <w:t xml:space="preserve"> </w:t>
       </w:r>
       <w:r>
-        <w:t xml:space="preserve">reward motivation (Murray et al., 2009). A smaller posterior-P300 response to losses</w:t>
-      </w:r>
-      <w:r>
-        <w:t xml:space="preserve"> </w:t>
-      </w:r>
-      <w:r>
-        <w:t xml:space="preserve">than gains in Evening participants is consistent with a profile in which losses</w:t>
-      </w:r>
-      <w:r>
-        <w:t xml:space="preserve"> </w:t>
-      </w:r>
-      <w:r>
-        <w:t xml:space="preserve">carry less relative weight during feedback evaluation (cf. loss aversion; Kahneman &amp;</w:t>
-      </w:r>
-      <w:r>
-        <w:t xml:space="preserve"> </w:t>
-      </w:r>
-      <w:r>
-        <w:t xml:space="preserve">Tversky, 1979). The dissociation between the P300 and the FRN is theoretically informative rather</w:t>
-      </w:r>
-      <w:r>
-        <w:t xml:space="preserve"> </w:t>
-      </w:r>
-      <w:r>
-        <w:t xml:space="preserve">than merely a pattern of one significant and one null test. The FRN, and its</w:t>
-      </w:r>
-      <w:r>
-        <w:t xml:space="preserve"> </w:t>
-      </w:r>
-      <w:r>
-        <w:t xml:space="preserve">positive-going counterpart the reward positivity, indexes a fast, relatively</w:t>
-      </w:r>
-      <w:r>
-        <w:t xml:space="preserve"> </w:t>
-      </w:r>
-      <w:r>
-        <w:t xml:space="preserve">automatic valence and reward-prediction-error evaluation of outcomes (Holroyd &amp;</w:t>
-      </w:r>
-      <w:r>
-        <w:t xml:space="preserve"> </w:t>
-      </w:r>
-      <w:r>
-        <w:t xml:space="preserve">Coles, 2002; Proudfit, 2015; Sambrook &amp; Goslin, 2015), whereas the posterior P300</w:t>
-      </w:r>
-      <w:r>
-        <w:t xml:space="preserve"> </w:t>
-      </w:r>
-      <w:r>
-        <w:t xml:space="preserve">indexes a later, more elaborative weighting of outcome salience and significance</w:t>
-      </w:r>
-      <w:r>
-        <w:t xml:space="preserve"> </w:t>
-      </w:r>
-      <w:r>
-        <w:t xml:space="preserve">(Polich, 2007; Yeung &amp; Sanfey, 2004). That chronotype was expressed in the P300 but</w:t>
-      </w:r>
-      <w:r>
-        <w:t xml:space="preserve"> </w:t>
-      </w:r>
-      <w:r>
-        <w:t xml:space="preserve">not the FRN suggests the difference lies in how much motivational significance is</w:t>
-      </w:r>
-      <w:r>
-        <w:t xml:space="preserve"> </w:t>
-      </w:r>
-      <w:r>
-        <w:t xml:space="preserve">assigned to gains relative to losses during this later appraisal stage, rather than</w:t>
-      </w:r>
-      <w:r>
-        <w:t xml:space="preserve"> </w:t>
-      </w:r>
-      <w:r>
-        <w:t xml:space="preserve">in the initial registration of outcome valence — a more specific account than a</w:t>
-      </w:r>
-      <w:r>
-        <w:t xml:space="preserve"> </w:t>
-      </w:r>
-      <w:r>
-        <w:t xml:space="preserve">general claim that chronotype affects feedback processing.</w:t>
+        <w:t xml:space="preserve">reward motivation (Murray et al., 2009). It is also consistent with the behavioural</w:t>
+      </w:r>
+      <w:r>
+        <w:t xml:space="preserve"> </w:t>
+      </w:r>
+      <w:r>
+        <w:t xml:space="preserve">risk-taking difference previously reported in this cohort (Hajiaboo et al., 2025). A</w:t>
+      </w:r>
+      <w:r>
+        <w:t xml:space="preserve"> </w:t>
+      </w:r>
+      <w:r>
+        <w:t xml:space="preserve">smaller posterior-P300 response to losses than gains in Evening participants is</w:t>
+      </w:r>
+      <w:r>
+        <w:t xml:space="preserve"> </w:t>
+      </w:r>
+      <w:r>
+        <w:t xml:space="preserve">consistent with a profile in which losses carry less relative weight during feedback</w:t>
+      </w:r>
+      <w:r>
+        <w:t xml:space="preserve"> </w:t>
+      </w:r>
+      <w:r>
+        <w:t xml:space="preserve">evaluation (cf. loss aversion; Kahneman &amp; Tversky, 1979).</w:t>
+      </w:r>
+    </w:p>
+    <w:p>
+      <w:pPr>
+        <w:pStyle w:val="BodyText"/>
+      </w:pPr>
+      <w:r>
+        <w:t xml:space="preserve">The prior FRN findings and the present P300 contrast address different quantities.</w:t>
+      </w:r>
+      <w:r>
+        <w:t xml:space="preserve"> </w:t>
+      </w:r>
+      <w:r>
+        <w:t xml:space="preserve">Hajiaboo et al. (2025) reported chronotype-related FRN amplitude effects and</w:t>
+      </w:r>
+      <w:r>
+        <w:t xml:space="preserve"> </w:t>
+      </w:r>
+      <w:r>
+        <w:t xml:space="preserve">MEQ/MCTQ-FRN associations at Fz and FCz, with MEQ models reaching R2 values of about</w:t>
+      </w:r>
+      <w:r>
+        <w:t xml:space="preserve"> </w:t>
+      </w:r>
+      <w:r>
+        <w:t xml:space="preserve">0.38. The present manuscript did not retest that same amplitude-MEQ question as its</w:t>
+      </w:r>
+      <w:r>
+        <w:t xml:space="preserve"> </w:t>
+      </w:r>
+      <w:r>
+        <w:t xml:space="preserve">primary neural feature; it evaluated FRN error-minus-correct and loss-minus-gain</w:t>
+      </w:r>
+      <w:r>
+        <w:t xml:space="preserve"> </w:t>
+      </w:r>
+      <w:r>
+        <w:t xml:space="preserve">difference contrasts. A null or inconclusive result for those FRN contrasts is</w:t>
+      </w:r>
+      <w:r>
+        <w:t xml:space="preserve"> </w:t>
+      </w:r>
+      <w:r>
+        <w:t xml:space="preserve">therefore not in tension with the published amplitude-MEQ association. The safer</w:t>
+      </w:r>
+      <w:r>
+        <w:t xml:space="preserve"> </w:t>
+      </w:r>
+      <w:r>
+        <w:t xml:space="preserve">interpretation is that the novel group-separating feature isolated here was the</w:t>
+      </w:r>
+      <w:r>
+        <w:t xml:space="preserve"> </w:t>
+      </w:r>
+      <w:r>
+        <w:t xml:space="preserve">posterior P300 loss-minus-gain contrast.</w:t>
       </w:r>
     </w:p>
     <w:bookmarkEnd w:id="53"/>
@@ -4000,6 +4310,68 @@
         <w:t xml:space="preserve">primary outcome.</w:t>
       </w:r>
     </w:p>
+    <w:p>
+      <w:pPr>
+        <w:pStyle w:val="BodyText"/>
+      </w:pPr>
+      <w:r>
+        <w:t xml:space="preserve">The P300 findings also need to be read against the prior paper. Hajiaboo et al.</w:t>
+      </w:r>
+      <w:r>
+        <w:t xml:space="preserve"> </w:t>
+      </w:r>
+      <w:r>
+        <w:t xml:space="preserve">(2025) reported no chronotype main effect on P300 amplitude and no MEQ-P300</w:t>
+      </w:r>
+      <w:r>
+        <w:t xml:space="preserve"> </w:t>
+      </w:r>
+      <w:r>
+        <w:t xml:space="preserve">correlation at Pz or Cz, but did report a Pz feedback-by-chronotype interaction (p =</w:t>
+      </w:r>
+      <w:r>
+        <w:t xml:space="preserve"> </w:t>
+      </w:r>
+      <w:r>
+        <w:t xml:space="preserve">.043). That interaction is condition-dependent P300 modulation by chronotype, which</w:t>
+      </w:r>
+      <w:r>
+        <w:t xml:space="preserve"> </w:t>
+      </w:r>
+      <w:r>
+        <w:t xml:space="preserve">is the pattern the present loss-minus-gain contrast was designed to isolate more</w:t>
+      </w:r>
+      <w:r>
+        <w:t xml:space="preserve"> </w:t>
+      </w:r>
+      <w:r>
+        <w:t xml:space="preserve">directly. At the same time, our continuous MEQ association for the Pz contrast was</w:t>
+      </w:r>
+      <w:r>
+        <w:t xml:space="preserve"> </w:t>
+      </w:r>
+      <w:r>
+        <w:t xml:space="preserve">weak (r = 0.29) and the POz association included zero, so the continuous analysis is</w:t>
+      </w:r>
+      <w:r>
+        <w:t xml:space="preserve"> </w:t>
+      </w:r>
+      <w:r>
+        <w:t xml:space="preserve">consistent with their null MEQ-P300 correlations. The strongest P300 evidence in the</w:t>
+      </w:r>
+      <w:r>
+        <w:t xml:space="preserve"> </w:t>
+      </w:r>
+      <w:r>
+        <w:t xml:space="preserve">present manuscript is specifically the binary group contrast on the posterior</w:t>
+      </w:r>
+      <w:r>
+        <w:t xml:space="preserve"> </w:t>
+      </w:r>
+      <w:r>
+        <w:t xml:space="preserve">difference wave, not a strong continuous MEQ-P300 relationship.</w:t>
+      </w:r>
+    </w:p>
     <w:bookmarkEnd w:id="57"/>
     <w:bookmarkStart w:id="58" w:name="conclusion"/>
     <w:p>
@@ -4015,49 +4387,73 @@
         <w:pStyle w:val="FirstParagraph"/>
       </w:pPr>
       <w:r>
-        <w:t xml:space="preserve">This single-cohort study provides preliminary evidence that chronotype is related to</w:t>
-      </w:r>
-      <w:r>
-        <w:t xml:space="preserve"> </w:t>
-      </w:r>
-      <w:r>
-        <w:t xml:space="preserve">the neural evaluation of decision feedback, with the clearest effect in the</w:t>
-      </w:r>
-      <w:r>
-        <w:t xml:space="preserve"> </w:t>
-      </w:r>
-      <w:r>
-        <w:t xml:space="preserve">posterior P300. Behavioural choice dynamics carried additional chronotype</w:t>
-      </w:r>
-      <w:r>
-        <w:t xml:space="preserve"> </w:t>
-      </w:r>
-      <w:r>
-        <w:t xml:space="preserve">information, and combining behavioural and ERP features gave the strongest</w:t>
-      </w:r>
-      <w:r>
-        <w:t xml:space="preserve"> </w:t>
-      </w:r>
-      <w:r>
-        <w:t xml:space="preserve">prediction of both categorical chronotype and continuous MEQ score. The findings</w:t>
-      </w:r>
-      <w:r>
-        <w:t xml:space="preserve"> </w:t>
-      </w:r>
-      <w:r>
-        <w:t xml:space="preserve">are internally validated and require independent replication, but they show how</w:t>
-      </w:r>
-      <w:r>
-        <w:t xml:space="preserve"> </w:t>
-      </w:r>
-      <w:r>
-        <w:t xml:space="preserve">carefully constrained ERP features and behavioural sequence models can be combined</w:t>
-      </w:r>
-      <w:r>
-        <w:t xml:space="preserve"> </w:t>
-      </w:r>
-      <w:r>
-        <w:t xml:space="preserve">to study stable individual differences in modest samples.</w:t>
+        <w:t xml:space="preserve">This single-cohort follow-up provides preliminary evidence that the posterior P300</w:t>
+      </w:r>
+      <w:r>
+        <w:t xml:space="preserve"> </w:t>
+      </w:r>
+      <w:r>
+        <w:t xml:space="preserve">loss-minus-gain contrast is a group-separating feature of chronotype in these data,</w:t>
+      </w:r>
+      <w:r>
+        <w:t xml:space="preserve"> </w:t>
+      </w:r>
+      <w:r>
+        <w:t xml:space="preserve">building on the behavioural and FRN findings already reported by Hajiaboo et al.</w:t>
+      </w:r>
+      <w:r>
+        <w:t xml:space="preserve"> </w:t>
+      </w:r>
+      <w:r>
+        <w:t xml:space="preserve">(2025). Behavioural choice dynamics carried additional chronotype information, and</w:t>
+      </w:r>
+      <w:r>
+        <w:t xml:space="preserve"> </w:t>
+      </w:r>
+      <w:r>
+        <w:t xml:space="preserve">combining behavioural and ERP features gave the strongest prediction of both</w:t>
+      </w:r>
+      <w:r>
+        <w:t xml:space="preserve"> </w:t>
+      </w:r>
+      <w:r>
+        <w:t xml:space="preserve">categorical chronotype and continuous MEQ score. The novel contribution is the</w:t>
+      </w:r>
+      <w:r>
+        <w:t xml:space="preserve"> </w:t>
+      </w:r>
+      <w:r>
+        <w:t xml:space="preserve">posterior-P300 contrast together with the computational strand: GRU behavioural</w:t>
+      </w:r>
+      <w:r>
+        <w:t xml:space="preserve"> </w:t>
+      </w:r>
+      <w:r>
+        <w:t xml:space="preserve">decoding, brain-behaviour fusion, continuous-MEQ prediction, reinforcement-learning</w:t>
+      </w:r>
+      <w:r>
+        <w:t xml:space="preserve"> </w:t>
+      </w:r>
+      <w:r>
+        <w:t xml:space="preserve">analysis, EEGNet, and leakage-safe/permutation-clean validation. The findings are</w:t>
+      </w:r>
+      <w:r>
+        <w:t xml:space="preserve"> </w:t>
+      </w:r>
+      <w:r>
+        <w:t xml:space="preserve">internally validated and require independent replication, but they show how carefully</w:t>
+      </w:r>
+      <w:r>
+        <w:t xml:space="preserve"> </w:t>
+      </w:r>
+      <w:r>
+        <w:t xml:space="preserve">constrained ERP features and behavioural sequence models can be combined to study</w:t>
+      </w:r>
+      <w:r>
+        <w:t xml:space="preserve"> </w:t>
+      </w:r>
+      <w:r>
+        <w:t xml:space="preserve">stable individual differences in modest samples.</w:t>
       </w:r>
     </w:p>
     <w:bookmarkEnd w:id="58"/>
@@ -4568,6 +4964,27 @@
       </w:r>
       <w:r>
         <w:t xml:space="preserve">(6), 905–912. https://doi.org/10.1111/j.1469-8986.2007.00567.x</w:t>
+      </w:r>
+    </w:p>
+    <w:p>
+      <w:pPr>
+        <w:pStyle w:val="BodyText"/>
+      </w:pPr>
+      <w:r>
+        <w:t xml:space="preserve">Hajiaboo, M., Zarean, M., &amp; Heysieattalab, S. (2025). The effect of chronotype in risky decision making: An ERP study.</w:t>
+      </w:r>
+      <w:r>
+        <w:t xml:space="preserve"> </w:t>
+      </w:r>
+      <w:r>
+        <w:rPr>
+          <w:i/>
+          <w:iCs/>
+        </w:rPr>
+        <w:t xml:space="preserve">International Journal of Psychophysiology, 217</w:t>
+      </w:r>
+      <w:r>
+        <w:t xml:space="preserve">, 113258. https://doi.org/10.1016/j.ijpsycho.2025.113258</w:t>
       </w:r>
     </w:p>
     <w:p>

--- a/docs/paper_submission.docx
+++ b/docs/paper_submission.docx
@@ -2147,6 +2147,56 @@
       </w:r>
       <w:r>
         <w:t xml:space="preserve">-0.66), but they supported the same conclusion.</w:t>
+      </w:r>
+    </w:p>
+    <w:p>
+      <w:pPr>
+        <w:pStyle w:val="BodyText"/>
+      </w:pPr>
+      <w:r>
+        <w:t xml:space="preserve">Because sex and age were imbalanced across groups (Evening 68% male and about two</w:t>
+      </w:r>
+      <w:r>
+        <w:t xml:space="preserve"> </w:t>
+      </w:r>
+      <w:r>
+        <w:t xml:space="preserve">years older than Morning), we re-tested the posterior-P300 contrast with sex and</w:t>
+      </w:r>
+      <w:r>
+        <w:t xml:space="preserve"> </w:t>
+      </w:r>
+      <w:r>
+        <w:t xml:space="preserve">age as covariates. The Pz effect remained significant (adjusted Morning-vs-Evening</w:t>
+      </w:r>
+      <w:r>
+        <w:t xml:space="preserve"> </w:t>
+      </w:r>
+      <w:r>
+        <w:t xml:space="preserve">b = 0.88, p = 0.041, partial d approximately 0.72), with neither sex (p = 0.24) nor</w:t>
+      </w:r>
+      <w:r>
+        <w:t xml:space="preserve"> </w:t>
+      </w:r>
+      <w:r>
+        <w:t xml:space="preserve">age (p = 0.12) contributing. The POz effect attenuated to non-significance (adjusted</w:t>
+      </w:r>
+      <w:r>
+        <w:t xml:space="preserve"> </w:t>
+      </w:r>
+      <w:r>
+        <w:t xml:space="preserve">p = 0.12), and age was a significant covariate there (p = 0.010). The primary Pz</w:t>
+      </w:r>
+      <w:r>
+        <w:t xml:space="preserve"> </w:t>
+      </w:r>
+      <w:r>
+        <w:t xml:space="preserve">effect is therefore not attributable to the sex/age imbalance, whereas the POz</w:t>
+      </w:r>
+      <w:r>
+        <w:t xml:space="preserve"> </w:t>
+      </w:r>
+      <w:r>
+        <w:t xml:space="preserve">effect is partly related to age and should be interpreted more cautiously.</w:t>
       </w:r>
     </w:p>
     <w:bookmarkEnd w:id="33"/>
@@ -4140,6 +4190,36 @@
         </w:numPr>
       </w:pPr>
       <w:r>
+        <w:t xml:space="preserve">Sex and age were imbalanced across chronotype groups (Evening 68% male and about</w:t>
+      </w:r>
+      <w:r>
+        <w:t xml:space="preserve"> </w:t>
+      </w:r>
+      <w:r>
+        <w:t xml:space="preserve">two years older than Morning). The primary Pz P300 effect survived adjustment for</w:t>
+      </w:r>
+      <w:r>
+        <w:t xml:space="preserve"> </w:t>
+      </w:r>
+      <w:r>
+        <w:t xml:space="preserve">both, but the POz effect attenuated to non-significance and was partly related to</w:t>
+      </w:r>
+      <w:r>
+        <w:t xml:space="preserve"> </w:t>
+      </w:r>
+      <w:r>
+        <w:t xml:space="preserve">age; the sample is too small to fully disentangle chronotype from these covariates.</w:t>
+      </w:r>
+    </w:p>
+    <w:p>
+      <w:pPr>
+        <w:pStyle w:val="Compact"/>
+        <w:numPr>
+          <w:ilvl w:val="0"/>
+          <w:numId w:val="1001"/>
+        </w:numPr>
+      </w:pPr>
+      <w:r>
         <w:t xml:space="preserve">ERP features are window-level single-trial means and may miss peak-latency,</w:t>
       </w:r>
       <w:r>

--- a/docs/paper_submission.docx
+++ b/docs/paper_submission.docx
@@ -30,115 +30,109 @@
         <w:t xml:space="preserve"> </w:t>
       </w:r>
       <w:r>
-        <w:t xml:space="preserve">but little is known about how morning and evening types process decision feedback</w:t>
-      </w:r>
-      <w:r>
-        <w:t xml:space="preserve"> </w:t>
-      </w:r>
-      <w:r>
-        <w:t xml:space="preserve">at the neural level. We recorded EEG from 39 participants (19 Evening, 20 Morning)</w:t>
-      </w:r>
-      <w:r>
-        <w:t xml:space="preserve"> </w:t>
-      </w:r>
-      <w:r>
-        <w:t xml:space="preserve">during a risky decision-making task with gain and loss feedback. Chronotype was</w:t>
-      </w:r>
-      <w:r>
-        <w:t xml:space="preserve"> </w:t>
-      </w:r>
-      <w:r>
-        <w:t xml:space="preserve">examined using feedback-locked event-related potentials, behavioural sequence</w:t>
-      </w:r>
-      <w:r>
-        <w:t xml:space="preserve"> </w:t>
-      </w:r>
-      <w:r>
-        <w:t xml:space="preserve">models, and multimodal analyses with participant-generalizing validation. The</w:t>
-      </w:r>
-      <w:r>
-        <w:t xml:space="preserve"> </w:t>
-      </w:r>
-      <w:r>
-        <w:t xml:space="preserve">clearest neural difference was in the posterior P300. The parietal loss-minus-gain</w:t>
-      </w:r>
-      <w:r>
-        <w:t xml:space="preserve"> </w:t>
-      </w:r>
-      <w:r>
-        <w:t xml:space="preserve">contrast separated Morning and Evening groups with large effects (Pz Cohen’s d =</w:t>
-      </w:r>
-      <w:r>
-        <w:t xml:space="preserve"> </w:t>
-      </w:r>
-      <w:r>
-        <w:t xml:space="preserve">-1.04, FDR p = 0.034; POz d = -0.92, FDR p = 0.045), remained stable across</w:t>
-      </w:r>
-      <w:r>
-        <w:t xml:space="preserve"> </w:t>
-      </w:r>
-      <w:r>
-        <w:t xml:space="preserve">participant-exclusion analyses (d approximately -1.0, p &lt; 0.011 throughout), and</w:t>
-      </w:r>
-      <w:r>
-        <w:t xml:space="preserve"> </w:t>
-      </w:r>
-      <w:r>
-        <w:t xml:space="preserve">showed the same direction of association with continuous MEQ score. Behaviour carried</w:t>
-      </w:r>
-      <w:r>
-        <w:t xml:space="preserve"> </w:t>
-      </w:r>
-      <w:r>
-        <w:t xml:space="preserve">convergent information: out-of-fold scores from a causal GRU model of risky-choice</w:t>
-      </w:r>
-      <w:r>
-        <w:t xml:space="preserve"> </w:t>
-      </w:r>
-      <w:r>
-        <w:t xml:space="preserve">dynamics distinguished Morning and Evening participants without EEG (ROC AUC 0.713,</w:t>
-      </w:r>
-      <w:r>
-        <w:t xml:space="preserve"> </w:t>
-      </w:r>
-      <w:r>
-        <w:t xml:space="preserve">permutation p = 0.027). Out-of-fold scores that combined the behavioural embedding</w:t>
-      </w:r>
-      <w:r>
-        <w:t xml:space="preserve"> </w:t>
-      </w:r>
-      <w:r>
-        <w:t xml:space="preserve">with the validated ERP contrasts separated the groups more strongly (AUC 0.797, p =</w:t>
-      </w:r>
-      <w:r>
-        <w:t xml:space="preserve"> </w:t>
-      </w:r>
-      <w:r>
-        <w:t xml:space="preserve">0.004; bootstrap 95% CI [0.64, 0.92]) and tracked the continuous MEQ score (r =</w:t>
-      </w:r>
-      <w:r>
-        <w:t xml:space="preserve"> </w:t>
-      </w:r>
-      <w:r>
-        <w:t xml:space="preserve">0.34, p = 0.027), indicating that behavioural dynamics and feedback ERPs carry</w:t>
-      </w:r>
-      <w:r>
-        <w:t xml:space="preserve"> </w:t>
-      </w:r>
-      <w:r>
-        <w:t xml:space="preserve">partly independent, rather than diagnostic, information about chronotype. That the</w:t>
-      </w:r>
-      <w:r>
-        <w:t xml:space="preserve"> </w:t>
-      </w:r>
-      <w:r>
-        <w:t xml:space="preserve">same measures related to continuous MEQ score is consistent with a graded,</w:t>
-      </w:r>
-      <w:r>
-        <w:t xml:space="preserve"> </w:t>
-      </w:r>
-      <w:r>
-        <w:t xml:space="preserve">dimensional trait rather than a strict dichotomy. An asymmetric</w:t>
+        <w:t xml:space="preserve">and behavioural and FRN effects in the present cohort have been reported previously.</w:t>
+      </w:r>
+      <w:r>
+        <w:t xml:space="preserve"> </w:t>
+      </w:r>
+      <w:r>
+        <w:t xml:space="preserve">Here we analysed the same 39-participant cohort (19 Evening, 20 Morning) as a</w:t>
+      </w:r>
+      <w:r>
+        <w:t xml:space="preserve"> </w:t>
+      </w:r>
+      <w:r>
+        <w:t xml:space="preserve">computational and multivariate follow-up focused on posterior P300 contrasts,</w:t>
+      </w:r>
+      <w:r>
+        <w:t xml:space="preserve"> </w:t>
+      </w:r>
+      <w:r>
+        <w:t xml:space="preserve">behavioural sequence models, and participant-generalizing validation. The clearest</w:t>
+      </w:r>
+      <w:r>
+        <w:t xml:space="preserve"> </w:t>
+      </w:r>
+      <w:r>
+        <w:t xml:space="preserve">neural difference was in the posterior P300. The parietal loss-minus-gain contrast</w:t>
+      </w:r>
+      <w:r>
+        <w:t xml:space="preserve"> </w:t>
+      </w:r>
+      <w:r>
+        <w:t xml:space="preserve">separated Morning and Evening groups with large effects (Pz Cohen’s d = -1.04, FDR p</w:t>
+      </w:r>
+      <w:r>
+        <w:t xml:space="preserve"> </w:t>
+      </w:r>
+      <w:r>
+        <w:t xml:space="preserve">= 0.034; POz d = -0.92, FDR p = 0.045), remained stable across participant-exclusion</w:t>
+      </w:r>
+      <w:r>
+        <w:t xml:space="preserve"> </w:t>
+      </w:r>
+      <w:r>
+        <w:t xml:space="preserve">analyses (d approximately -1.0, p &lt; 0.011 throughout), and showed the same direction</w:t>
+      </w:r>
+      <w:r>
+        <w:t xml:space="preserve"> </w:t>
+      </w:r>
+      <w:r>
+        <w:t xml:space="preserve">of association with continuous MEQ score. Behaviour carried convergent information:</w:t>
+      </w:r>
+      <w:r>
+        <w:t xml:space="preserve"> </w:t>
+      </w:r>
+      <w:r>
+        <w:t xml:space="preserve">out-of-fold scores from a causal GRU model of risky-choice dynamics distinguished</w:t>
+      </w:r>
+      <w:r>
+        <w:t xml:space="preserve"> </w:t>
+      </w:r>
+      <w:r>
+        <w:t xml:space="preserve">Morning and Evening participants without EEG (ROC AUC 0.713, permutation p = 0.027).</w:t>
+      </w:r>
+      <w:r>
+        <w:t xml:space="preserve"> </w:t>
+      </w:r>
+      <w:r>
+        <w:t xml:space="preserve">Out-of-fold scores that combined the behavioural embedding with the validated ERP</w:t>
+      </w:r>
+      <w:r>
+        <w:t xml:space="preserve"> </w:t>
+      </w:r>
+      <w:r>
+        <w:t xml:space="preserve">contrasts separated the groups more strongly (AUC 0.797, p = 0.004; bootstrap 95% CI</w:t>
+      </w:r>
+      <w:r>
+        <w:t xml:space="preserve"> </w:t>
+      </w:r>
+      <w:r>
+        <w:t xml:space="preserve">[0.64, 0.92]) and tracked the continuous MEQ score (r = 0.34, p = 0.027), indicating</w:t>
+      </w:r>
+      <w:r>
+        <w:t xml:space="preserve"> </w:t>
+      </w:r>
+      <w:r>
+        <w:t xml:space="preserve">that behavioural dynamics and feedback ERPs carry partly independent, rather than</w:t>
+      </w:r>
+      <w:r>
+        <w:t xml:space="preserve"> </w:t>
+      </w:r>
+      <w:r>
+        <w:t xml:space="preserve">diagnostic, information about chronotype. That the same measures related to</w:t>
+      </w:r>
+      <w:r>
+        <w:t xml:space="preserve"> </w:t>
+      </w:r>
+      <w:r>
+        <w:t xml:space="preserve">continuous MEQ score is consistent with a graded, dimensional trait rather than a</w:t>
+      </w:r>
+      <w:r>
+        <w:t xml:space="preserve"> </w:t>
+      </w:r>
+      <w:r>
+        <w:t xml:space="preserve">strict dichotomy. An asymmetric</w:t>
       </w:r>
       <w:r>
         <w:t xml:space="preserve"> </w:t>
@@ -320,6 +314,44 @@
         <w:pStyle w:val="BodyText"/>
       </w:pPr>
       <w:r>
+        <w:t xml:space="preserve">This cohort has already been reported in a univariate ERP study by Hajiaboo et al.</w:t>
+      </w:r>
+      <w:r>
+        <w:t xml:space="preserve"> </w:t>
+      </w:r>
+      <w:r>
+        <w:t xml:space="preserve">(2025), which established greater behavioural risk-taking in Evening than Morning</w:t>
+      </w:r>
+      <w:r>
+        <w:t xml:space="preserve"> </w:t>
+      </w:r>
+      <w:r>
+        <w:t xml:space="preserve">participants, faster responding and post-error effects, and FRN-amplitude</w:t>
+      </w:r>
+      <w:r>
+        <w:t xml:space="preserve"> </w:t>
+      </w:r>
+      <w:r>
+        <w:t xml:space="preserve">associations with chronotype. The present manuscript is therefore positioned as a</w:t>
+      </w:r>
+      <w:r>
+        <w:t xml:space="preserve"> </w:t>
+      </w:r>
+      <w:r>
+        <w:t xml:space="preserve">computational and multivariate follow-up to that publication, not as an independent</w:t>
+      </w:r>
+      <w:r>
+        <w:t xml:space="preserve"> </w:t>
+      </w:r>
+      <w:r>
+        <w:t xml:space="preserve">first report of the behavioural or FRN findings.</w:t>
+      </w:r>
+    </w:p>
+    <w:p>
+      <w:pPr>
+        <w:pStyle w:val="BodyText"/>
+      </w:pPr>
+      <w:r>
         <w:t xml:space="preserve">Feedback during value-based decisions evokes several event-related potentials that</w:t>
       </w:r>
       <w:r>
@@ -468,61 +500,79 @@
         <w:pStyle w:val="BodyText"/>
       </w:pPr>
       <w:r>
-        <w:t xml:space="preserve">The present study examined these questions in a single cohort performing a</w:t>
-      </w:r>
-      <w:r>
-        <w:t xml:space="preserve"> </w:t>
-      </w:r>
-      <w:r>
-        <w:t xml:space="preserve">feedback-based risky-choice task. We tested whether Morning and Evening chronotypes</w:t>
-      </w:r>
-      <w:r>
-        <w:t xml:space="preserve"> </w:t>
-      </w:r>
-      <w:r>
-        <w:t xml:space="preserve">differed in the posterior P300 response to loss versus gain feedback. We then asked</w:t>
-      </w:r>
-      <w:r>
-        <w:t xml:space="preserve"> </w:t>
-      </w:r>
-      <w:r>
-        <w:t xml:space="preserve">whether chronotype could be decoded from the dynamics of risky choice using a causal</w:t>
-      </w:r>
-      <w:r>
-        <w:t xml:space="preserve"> </w:t>
-      </w:r>
-      <w:r>
-        <w:t xml:space="preserve">recurrent model, and whether combining behavioural dynamics with validated ERP</w:t>
-      </w:r>
-      <w:r>
-        <w:t xml:space="preserve"> </w:t>
-      </w:r>
-      <w:r>
-        <w:t xml:space="preserve">features improved prediction beyond either source alone. Additional analyses tested</w:t>
-      </w:r>
-      <w:r>
-        <w:t xml:space="preserve"> </w:t>
-      </w:r>
-      <w:r>
-        <w:t xml:space="preserve">whether an interpretable reinforcement-learning model could explain the behavioural</w:t>
-      </w:r>
-      <w:r>
-        <w:t xml:space="preserve"> </w:t>
-      </w:r>
-      <w:r>
-        <w:t xml:space="preserve">difference, whether EEGNet could recover chronotype from single-trial EEG, and</w:t>
-      </w:r>
-      <w:r>
-        <w:t xml:space="preserve"> </w:t>
-      </w:r>
-      <w:r>
-        <w:t xml:space="preserve">whether trial-to-trial P300 variation predicted subsequent risky choice differently</w:t>
-      </w:r>
-      <w:r>
-        <w:t xml:space="preserve"> </w:t>
-      </w:r>
-      <w:r>
-        <w:t xml:space="preserve">by chronotype.</w:t>
+        <w:t xml:space="preserve">The present study examined these questions in the same cohort performing the same</w:t>
+      </w:r>
+      <w:r>
+        <w:t xml:space="preserve"> </w:t>
+      </w:r>
+      <w:r>
+        <w:t xml:space="preserve">feedback-based risky-choice task. The novel focus was a posterior P300</w:t>
+      </w:r>
+      <w:r>
+        <w:t xml:space="preserve"> </w:t>
+      </w:r>
+      <w:r>
+        <w:t xml:space="preserve">loss-minus-gain contrast and a computational strand absent from the prior report:</w:t>
+      </w:r>
+      <w:r>
+        <w:t xml:space="preserve"> </w:t>
+      </w:r>
+      <w:r>
+        <w:t xml:space="preserve">GRU behavioural decoding, brain-behaviour fusion, continuous-MEQ prediction,</w:t>
+      </w:r>
+      <w:r>
+        <w:t xml:space="preserve"> </w:t>
+      </w:r>
+      <w:r>
+        <w:t xml:space="preserve">reinforcement-learning analysis, EEGNet, and leakage-safe/permutation-clean machine</w:t>
+      </w:r>
+      <w:r>
+        <w:t xml:space="preserve"> </w:t>
+      </w:r>
+      <w:r>
+        <w:t xml:space="preserve">learning. We tested whether Morning and Evening chronotypes differed in the posterior</w:t>
+      </w:r>
+      <w:r>
+        <w:t xml:space="preserve"> </w:t>
+      </w:r>
+      <w:r>
+        <w:t xml:space="preserve">P300 response to loss versus gain feedback. We then asked whether chronotype could be</w:t>
+      </w:r>
+      <w:r>
+        <w:t xml:space="preserve"> </w:t>
+      </w:r>
+      <w:r>
+        <w:t xml:space="preserve">decoded from the dynamics of risky choice using a causal recurrent model, and whether</w:t>
+      </w:r>
+      <w:r>
+        <w:t xml:space="preserve"> </w:t>
+      </w:r>
+      <w:r>
+        <w:t xml:space="preserve">combining behavioural dynamics with validated ERP features improved prediction</w:t>
+      </w:r>
+      <w:r>
+        <w:t xml:space="preserve"> </w:t>
+      </w:r>
+      <w:r>
+        <w:t xml:space="preserve">beyond either source alone. Additional analyses tested whether an interpretable</w:t>
+      </w:r>
+      <w:r>
+        <w:t xml:space="preserve"> </w:t>
+      </w:r>
+      <w:r>
+        <w:t xml:space="preserve">reinforcement-learning model could explain the behavioural difference, whether</w:t>
+      </w:r>
+      <w:r>
+        <w:t xml:space="preserve"> </w:t>
+      </w:r>
+      <w:r>
+        <w:t xml:space="preserve">EEGNet could recover chronotype from single-trial EEG, and whether trial-to-trial</w:t>
+      </w:r>
+      <w:r>
+        <w:t xml:space="preserve"> </w:t>
+      </w:r>
+      <w:r>
+        <w:t xml:space="preserve">P300 variation predicted subsequent risky choice differently by chronotype.</w:t>
       </w:r>
     </w:p>
     <w:bookmarkEnd w:id="10"/>
@@ -549,7 +599,79 @@
         <w:pStyle w:val="FirstParagraph"/>
       </w:pPr>
       <w:r>
-        <w:t xml:space="preserve">Thirty-nine participants were analysed (19 Evening, 20 Morning chronotype).</w:t>
+        <w:t xml:space="preserve">Participants were recruited at the University of Tabriz, Iran, for the previously</w:t>
+      </w:r>
+      <w:r>
+        <w:t xml:space="preserve"> </w:t>
+      </w:r>
+      <w:r>
+        <w:t xml:space="preserve">published ERP study of chronotype and risky decision-making (Hajiaboo et al., 2025)</w:t>
+      </w:r>
+      <w:r>
+        <w:t xml:space="preserve"> </w:t>
+      </w:r>
+      <w:r>
+        <w:t xml:space="preserve">[confirm: same 39-participant subset]. Thirty-nine right-handed participants with</w:t>
+      </w:r>
+      <w:r>
+        <w:t xml:space="preserve"> </w:t>
+      </w:r>
+      <w:r>
+        <w:t xml:space="preserve">normal or corrected-to-normal vision were analysed (19 Evening, 20 Morning</w:t>
+      </w:r>
+      <w:r>
+        <w:t xml:space="preserve"> </w:t>
+      </w:r>
+      <w:r>
+        <w:t xml:space="preserve">chronotype), after exclusion of five participants from the EEG experiment sample</w:t>
+      </w:r>
+      <w:r>
+        <w:t xml:space="preserve"> </w:t>
+      </w:r>
+      <w:r>
+        <w:t xml:space="preserve">(Hajiaboo et al., 2025) [confirm: same 39-participant subset]. Participants were</w:t>
+      </w:r>
+      <w:r>
+        <w:t xml:space="preserve"> </w:t>
+      </w:r>
+      <w:r>
+        <w:t xml:space="preserve">aged 18-31 years. The published report implies a retained sex/gender split of 19</w:t>
+      </w:r>
+      <w:r>
+        <w:t xml:space="preserve"> </w:t>
+      </w:r>
+      <w:r>
+        <w:t xml:space="preserve">female and 20 male participants overall (Morning: 11 female, 9 male; Evening: 8</w:t>
+      </w:r>
+      <w:r>
+        <w:t xml:space="preserve"> </w:t>
+      </w:r>
+      <w:r>
+        <w:t xml:space="preserve">female, 11 male) after the reported artifact exclusions, but this should be confirmed</w:t>
+      </w:r>
+      <w:r>
+        <w:t xml:space="preserve"> </w:t>
+      </w:r>
+      <w:r>
+        <w:t xml:space="preserve">against the exact 39-participant subset used here [confirm: sex/gender split and same</w:t>
+      </w:r>
+      <w:r>
+        <w:t xml:space="preserve"> </w:t>
+      </w:r>
+      <w:r>
+        <w:t xml:space="preserve">39-participant subset]. The study was approved by the University of Tabriz ethics</w:t>
+      </w:r>
+      <w:r>
+        <w:t xml:space="preserve"> </w:t>
+      </w:r>
+      <w:r>
+        <w:t xml:space="preserve">committee of Medical Sciences (IR.TABRIZU.REC.1403.130), and all participants</w:t>
+      </w:r>
+      <w:r>
+        <w:t xml:space="preserve"> </w:t>
+      </w:r>
+      <w:r>
+        <w:t xml:space="preserve">provided written informed consent (Hajiaboo et al., 2025).</w:t>
       </w:r>
     </w:p>
     <w:bookmarkEnd w:id="11"/>
@@ -681,7 +803,55 @@
         <w:t xml:space="preserve"> </w:t>
       </w:r>
       <w:r>
-        <w:t xml:space="preserve">options. EEG was recorded during the task, and feedback-locked</w:t>
+        <w:t xml:space="preserve">options. Each trial began with a 500 ms fixation, followed by two options displaying</w:t>
+      </w:r>
+      <w:r>
+        <w:t xml:space="preserve"> </w:t>
+      </w:r>
+      <w:r>
+        <w:t xml:space="preserve">magnitudes of 5 or 25. Participants responded with the F or J key to choose the left</w:t>
+      </w:r>
+      <w:r>
+        <w:t xml:space="preserve"> </w:t>
+      </w:r>
+      <w:r>
+        <w:t xml:space="preserve">or right option. One second after the response, gain/loss signs were revealed and the</w:t>
+      </w:r>
+      <w:r>
+        <w:t xml:space="preserve"> </w:t>
+      </w:r>
+      <w:r>
+        <w:t xml:space="preserve">chosen option was outlined in red or green for 1500 ms, followed by a 1000 ms</w:t>
+      </w:r>
+      <w:r>
+        <w:t xml:space="preserve"> </w:t>
+      </w:r>
+      <w:r>
+        <w:t xml:space="preserve">inter-trial interval. The task comprised 16 blocks of 24 trials, for 384 trials in</w:t>
+      </w:r>
+      <w:r>
+        <w:t xml:space="preserve"> </w:t>
+      </w:r>
+      <w:r>
+        <w:t xml:space="preserve">total (Hajiaboo et al., 2025) [confirm: same 39-participant subset]. Forced [5/5]</w:t>
+      </w:r>
+      <w:r>
+        <w:t xml:space="preserve"> </w:t>
+      </w:r>
+      <w:r>
+        <w:t xml:space="preserve">and [25/25] trials were excluded from choice analyses, yielding approximately 289</w:t>
+      </w:r>
+      <w:r>
+        <w:t xml:space="preserve"> </w:t>
+      </w:r>
+      <w:r>
+        <w:t xml:space="preserve">free-choice trials per participant (Hajiaboo et al., 2025) [confirm: same</w:t>
+      </w:r>
+      <w:r>
+        <w:t xml:space="preserve"> </w:t>
+      </w:r>
+      <w:r>
+        <w:t xml:space="preserve">39-participant subset]. EEG was recorded during the task, and feedback-locked</w:t>
       </w:r>
       <w:r>
         <w:t xml:space="preserve"> </w:t>
@@ -699,7 +869,67 @@
         <w:t xml:space="preserve"> </w:t>
       </w:r>
       <w:r>
-        <w:t xml:space="preserve">al. (2014).</w:t>
+        <w:t xml:space="preserve">al. (2014). Sessions were run between 12:00 and 16:00. EEG was acquired with a</w:t>
+      </w:r>
+      <w:r>
+        <w:t xml:space="preserve"> </w:t>
+      </w:r>
+      <w:r>
+        <w:t xml:space="preserve">64-channel waveguard cap (ANT Neuro, Enschede, Netherlands) configured according to</w:t>
+      </w:r>
+      <w:r>
+        <w:t xml:space="preserve"> </w:t>
+      </w:r>
+      <w:r>
+        <w:t xml:space="preserve">the international 10-10 system, with ground at AFz, online band-pass filtering at</w:t>
+      </w:r>
+      <w:r>
+        <w:t xml:space="preserve"> </w:t>
+      </w:r>
+      <w:r>
+        <w:t xml:space="preserve">0.3-100 Hz, 1 kHz sampling, and electrode impedances kept below 10 kΩ (Hajiaboo et</w:t>
+      </w:r>
+      <w:r>
+        <w:t xml:space="preserve"> </w:t>
+      </w:r>
+      <w:r>
+        <w:t xml:space="preserve">al., 2025) [confirm: same 39-participant subset]. Preprocessing was conducted in</w:t>
+      </w:r>
+      <w:r>
+        <w:t xml:space="preserve"> </w:t>
+      </w:r>
+      <w:r>
+        <w:t xml:space="preserve">MATLAB R2019b using EEGLAB v2024.0 and ERPLAB v12.00. Data were filtered offline at</w:t>
+      </w:r>
+      <w:r>
+        <w:t xml:space="preserve"> </w:t>
+      </w:r>
+      <w:r>
+        <w:t xml:space="preserve">0.1-30 Hz, segmented from 200 ms before to 800 ms after feedback with a 200 ms</w:t>
+      </w:r>
+      <w:r>
+        <w:t xml:space="preserve"> </w:t>
+      </w:r>
+      <w:r>
+        <w:t xml:space="preserve">pre-feedback baseline, and cleaned for movement and eye-related artifacts using ICA</w:t>
+      </w:r>
+      <w:r>
+        <w:t xml:space="preserve"> </w:t>
+      </w:r>
+      <w:r>
+        <w:t xml:space="preserve">(Hajiaboo et al., 2025) [confirm: same 39-participant subset]. The present analyses</w:t>
+      </w:r>
+      <w:r>
+        <w:t xml:space="preserve"> </w:t>
+      </w:r>
+      <w:r>
+        <w:t xml:space="preserve">used the exported single-trial features and retained the analysis windows specified</w:t>
+      </w:r>
+      <w:r>
+        <w:t xml:space="preserve"> </w:t>
+      </w:r>
+      <w:r>
+        <w:t xml:space="preserve">for this manuscript: FRN, 360-430 ms; P300, 450-550 ms.</w:t>
       </w:r>
     </w:p>
     <w:bookmarkEnd w:id="13"/>
@@ -717,6 +947,36 @@
         <w:pStyle w:val="FirstParagraph"/>
       </w:pPr>
       <w:r>
+        <w:t xml:space="preserve">Chronotype was measured with the Morningness-Eveningness Questionnaire (MEQ; Horne &amp;</w:t>
+      </w:r>
+      <w:r>
+        <w:t xml:space="preserve"> </w:t>
+      </w:r>
+      <w:r>
+        <w:t xml:space="preserve">Ostberg, 1976) and the Munich ChronoType Questionnaire (MCTQ; Hajiaboo et al., 2025;</w:t>
+      </w:r>
+      <w:r>
+        <w:t xml:space="preserve"> </w:t>
+      </w:r>
+      <w:r>
+        <w:t xml:space="preserve">Roenneberg et al., 2003). Following the published classification rule, MEQ scores &lt;=</w:t>
+      </w:r>
+      <w:r>
+        <w:t xml:space="preserve"> </w:t>
+      </w:r>
+      <w:r>
+        <w:t xml:space="preserve">41 were classified as Evening, MEQ scores &gt;= 59 as Morning, and scores from 42 to 58</w:t>
+      </w:r>
+      <w:r>
+        <w:t xml:space="preserve"> </w:t>
+      </w:r>
+      <w:r>
+        <w:t xml:space="preserve">as intermediate (Hajiaboo et al., 2025) [confirm: same 39-participant subset].</w:t>
+      </w:r>
+      <w:r>
+        <w:t xml:space="preserve"> </w:t>
+      </w:r>
+      <w:r>
         <w:t xml:space="preserve">Primary chronotype labels were Morning and Evening categories from study metadata.</w:t>
       </w:r>
       <w:r>
@@ -809,7 +1069,13 @@
         <w:t xml:space="preserve"> </w:t>
       </w:r>
       <w:r>
-        <w:t xml:space="preserve">intermediate range, where a binary classification is less sharp.</w:t>
+        <w:t xml:space="preserve">intermediate range, where a binary classification is less sharp. [confirm: same</w:t>
+      </w:r>
+      <w:r>
+        <w:t xml:space="preserve"> </w:t>
+      </w:r>
+      <w:r>
+        <w:t xml:space="preserve">39-participant subset]</w:t>
       </w:r>
     </w:p>
     <w:bookmarkEnd w:id="14"/>
@@ -1829,81 +2095,117 @@
         <w:pStyle w:val="FirstParagraph"/>
       </w:pPr>
       <w:r>
-        <w:t xml:space="preserve">Evening participants tended to choose the risky option more often than Morning</w:t>
-      </w:r>
-      <w:r>
-        <w:t xml:space="preserve"> </w:t>
-      </w:r>
-      <w:r>
-        <w:t xml:space="preserve">participants. The largest uncorrected effects were for loss-error risky rate (d =</w:t>
-      </w:r>
-      <w:r>
-        <w:t xml:space="preserve"> </w:t>
-      </w:r>
-      <w:r>
-        <w:t xml:space="preserve">0.81), free risky rate (d = 0.80), and gain-correct risky rate (d = 0.77), with all</w:t>
-      </w:r>
-      <w:r>
-        <w:t xml:space="preserve"> </w:t>
-      </w:r>
-      <w:r>
-        <w:t xml:space="preserve">Welch p-values below 0.025. These effects did not survive FDR correction, and their</w:t>
-      </w:r>
-      <w:r>
-        <w:t xml:space="preserve"> </w:t>
-      </w:r>
-      <w:r>
-        <w:t xml:space="preserve">confidence intervals remained compatible with small effects. The behavioural group</w:t>
-      </w:r>
-      <w:r>
-        <w:t xml:space="preserve"> </w:t>
-      </w:r>
-      <w:r>
-        <w:t xml:space="preserve">differences are therefore supportive rather than primary.</w:t>
-      </w:r>
-    </w:p>
-    <w:p>
-      <w:pPr>
-        <w:pStyle w:val="BodyText"/>
-      </w:pPr>
-      <w:r>
-        <w:t xml:space="preserve">Frontocentral FRN contrasts did not show reliable group differences. For example,</w:t>
-      </w:r>
-      <w:r>
-        <w:t xml:space="preserve"> </w:t>
-      </w:r>
-      <w:r>
-        <w:t xml:space="preserve">the Fz FRN error-minus-correct contrast had d = -0.60 and FDR p = 0.14. Bayes</w:t>
-      </w:r>
-      <w:r>
-        <w:t xml:space="preserve"> </w:t>
-      </w:r>
-      <w:r>
-        <w:t xml:space="preserve">factors were most consistent with a null group difference at FCz (BF01 = 2.46) and</w:t>
-      </w:r>
-      <w:r>
-        <w:t xml:space="preserve"> </w:t>
-      </w:r>
-      <w:r>
-        <w:t xml:space="preserve">Cz (BF01 = 3.17), while the Fz result remained inconclusive (BF01 = 0.82).</w:t>
-      </w:r>
-      <w:r>
-        <w:t xml:space="preserve"> </w:t>
-      </w:r>
-      <w:r>
-        <w:t xml:space="preserve">Equivalence tests with bounds of ±0.5 SD did not establish formal equivalence (for</w:t>
-      </w:r>
-      <w:r>
-        <w:t xml:space="preserve"> </w:t>
-      </w:r>
-      <w:r>
-        <w:t xml:space="preserve">example, Fz TOST p = 0.43; Supplementary Tables S7 and S8). Thus, the FRN results do not support a chronotype</w:t>
-      </w:r>
-      <w:r>
-        <w:t xml:space="preserve"> </w:t>
-      </w:r>
-      <w:r>
-        <w:t xml:space="preserve">effect, but the sample is not large enough to rule out medium-sized FRN differences.</w:t>
+        <w:t xml:space="preserve">Consistent with the previously reported behavioural difference in this cohort</w:t>
+      </w:r>
+      <w:r>
+        <w:t xml:space="preserve"> </w:t>
+      </w:r>
+      <w:r>
+        <w:t xml:space="preserve">(Hajiaboo et al., 2025), Evening participants tended to choose the risky option more</w:t>
+      </w:r>
+      <w:r>
+        <w:t xml:space="preserve"> </w:t>
+      </w:r>
+      <w:r>
+        <w:t xml:space="preserve">often than Morning participants. In the present feature set, the largest uncorrected</w:t>
+      </w:r>
+      <w:r>
+        <w:t xml:space="preserve"> </w:t>
+      </w:r>
+      <w:r>
+        <w:t xml:space="preserve">effects were for loss-error risky rate (d = 0.81), free risky rate (d = 0.80), and</w:t>
+      </w:r>
+      <w:r>
+        <w:t xml:space="preserve"> </w:t>
+      </w:r>
+      <w:r>
+        <w:t xml:space="preserve">gain-correct risky rate (d = 0.77), with all Welch p-values below 0.025. These</w:t>
+      </w:r>
+      <w:r>
+        <w:t xml:space="preserve"> </w:t>
+      </w:r>
+      <w:r>
+        <w:t xml:space="preserve">effects did not survive FDR correction, and their confidence intervals remained</w:t>
+      </w:r>
+      <w:r>
+        <w:t xml:space="preserve"> </w:t>
+      </w:r>
+      <w:r>
+        <w:t xml:space="preserve">compatible with small effects. The behavioural group differences are therefore</w:t>
+      </w:r>
+      <w:r>
+        <w:t xml:space="preserve"> </w:t>
+      </w:r>
+      <w:r>
+        <w:t xml:space="preserve">supportive prior context rather than a primary novel finding of this manuscript.</w:t>
+      </w:r>
+    </w:p>
+    <w:p>
+      <w:pPr>
+        <w:pStyle w:val="BodyText"/>
+      </w:pPr>
+      <w:r>
+        <w:t xml:space="preserve">Frontocentral FRN difference contrasts did not show reliable group differences in</w:t>
+      </w:r>
+      <w:r>
+        <w:t xml:space="preserve"> </w:t>
+      </w:r>
+      <w:r>
+        <w:t xml:space="preserve">the present feature set. For example, the Fz FRN error-minus-correct contrast had d =</w:t>
+      </w:r>
+      <w:r>
+        <w:t xml:space="preserve"> </w:t>
+      </w:r>
+      <w:r>
+        <w:t xml:space="preserve">-0.60 and FDR p = 0.14. Bayes factors were most consistent with a null group</w:t>
+      </w:r>
+      <w:r>
+        <w:t xml:space="preserve"> </w:t>
+      </w:r>
+      <w:r>
+        <w:t xml:space="preserve">difference at FCz (BF01 = 2.46) and Cz (BF01 = 3.17), while the Fz result remained</w:t>
+      </w:r>
+      <w:r>
+        <w:t xml:space="preserve"> </w:t>
+      </w:r>
+      <w:r>
+        <w:t xml:space="preserve">inconclusive (BF01 = 0.82). Equivalence tests with bounds of +/-0.5 SD did not</w:t>
+      </w:r>
+      <w:r>
+        <w:t xml:space="preserve"> </w:t>
+      </w:r>
+      <w:r>
+        <w:t xml:space="preserve">establish formal equivalence (for example, Fz TOST p = 0.43; Supplementary Tables S7</w:t>
+      </w:r>
+      <w:r>
+        <w:t xml:space="preserve"> </w:t>
+      </w:r>
+      <w:r>
+        <w:t xml:space="preserve">and S8). These contrast-level results should not be read as contradicting the</w:t>
+      </w:r>
+      <w:r>
+        <w:t xml:space="preserve"> </w:t>
+      </w:r>
+      <w:r>
+        <w:t xml:space="preserve">published FRN-chronotype finding in the same cohort, which concerned FRN amplitudes</w:t>
+      </w:r>
+      <w:r>
+        <w:t xml:space="preserve"> </w:t>
+      </w:r>
+      <w:r>
+        <w:t xml:space="preserve">and MEQ/MCTQ associations at Fz and FCz across feedback conditions (Hajiaboo et al.,</w:t>
+      </w:r>
+      <w:r>
+        <w:t xml:space="preserve"> </w:t>
+      </w:r>
+      <w:r>
+        <w:t xml:space="preserve">2025). The present null is specific to our selected difference contrasts and remains</w:t>
+      </w:r>
+      <w:r>
+        <w:t xml:space="preserve"> </w:t>
+      </w:r>
+      <w:r>
+        <w:t xml:space="preserve">underpowered for medium-sized FRN contrast effects.</w:t>
       </w:r>
     </w:p>
     <w:bookmarkEnd w:id="28"/>
@@ -2154,49 +2456,73 @@
         <w:pStyle w:val="BodyText"/>
       </w:pPr>
       <w:r>
-        <w:t xml:space="preserve">Because sex and age were imbalanced across groups (Evening 68% male and about two</w:t>
-      </w:r>
-      <w:r>
-        <w:t xml:space="preserve"> </w:t>
-      </w:r>
-      <w:r>
-        <w:t xml:space="preserve">years older than Morning), we re-tested the posterior-P300 contrast with sex and</w:t>
-      </w:r>
-      <w:r>
-        <w:t xml:space="preserve"> </w:t>
-      </w:r>
-      <w:r>
-        <w:t xml:space="preserve">age as covariates. The Pz effect remained significant (adjusted Morning-vs-Evening</w:t>
-      </w:r>
-      <w:r>
-        <w:t xml:space="preserve"> </w:t>
-      </w:r>
-      <w:r>
-        <w:t xml:space="preserve">b = 0.88, p = 0.041, partial d approximately 0.72), with neither sex (p = 0.24) nor</w:t>
-      </w:r>
-      <w:r>
-        <w:t xml:space="preserve"> </w:t>
-      </w:r>
-      <w:r>
-        <w:t xml:space="preserve">age (p = 0.12) contributing. The POz effect attenuated to non-significance (adjusted</w:t>
-      </w:r>
-      <w:r>
-        <w:t xml:space="preserve"> </w:t>
-      </w:r>
-      <w:r>
-        <w:t xml:space="preserve">p = 0.12), and age was a significant covariate there (p = 0.010). The primary Pz</w:t>
-      </w:r>
-      <w:r>
-        <w:t xml:space="preserve"> </w:t>
-      </w:r>
-      <w:r>
-        <w:t xml:space="preserve">effect is therefore not attributable to the sex/age imbalance, whereas the POz</w:t>
-      </w:r>
-      <w:r>
-        <w:t xml:space="preserve"> </w:t>
-      </w:r>
-      <w:r>
-        <w:t xml:space="preserve">effect is partly related to age and should be interpreted more cautiously.</w:t>
+        <w:t xml:space="preserve">Because sex and age were imbalanced across groups (Evening participants were more</w:t>
+      </w:r>
+      <w:r>
+        <w:t xml:space="preserve"> </w:t>
+      </w:r>
+      <w:r>
+        <w:t xml:space="preserve">often male and about two years older than Morning; §2.1), we re-tested the</w:t>
+      </w:r>
+      <w:r>
+        <w:t xml:space="preserve"> </w:t>
+      </w:r>
+      <w:r>
+        <w:t xml:space="preserve">posterior-P300 contrast with sex and age as covariates. The Pz effect remained</w:t>
+      </w:r>
+      <w:r>
+        <w:t xml:space="preserve"> </w:t>
+      </w:r>
+      <w:r>
+        <w:t xml:space="preserve">significant (adjusted Morning-vs-Evening b = 0.88, p = 0.041, partial d</w:t>
+      </w:r>
+      <w:r>
+        <w:t xml:space="preserve"> </w:t>
+      </w:r>
+      <w:r>
+        <w:t xml:space="preserve">approximately 0.72), with neither sex (p = 0.24) nor age (p = 0.12) contributing.</w:t>
+      </w:r>
+      <w:r>
+        <w:t xml:space="preserve"> </w:t>
+      </w:r>
+      <w:r>
+        <w:t xml:space="preserve">The POz effect attenuated to non-significance (adjusted p = 0.12), and age was a</w:t>
+      </w:r>
+      <w:r>
+        <w:t xml:space="preserve"> </w:t>
+      </w:r>
+      <w:r>
+        <w:t xml:space="preserve">significant covariate there (p = 0.010). The primary Pz effect is therefore not</w:t>
+      </w:r>
+      <w:r>
+        <w:t xml:space="preserve"> </w:t>
+      </w:r>
+      <w:r>
+        <w:t xml:space="preserve">attributable to the sex/age imbalance, whereas the POz effect is partly related to</w:t>
+      </w:r>
+      <w:r>
+        <w:t xml:space="preserve"> </w:t>
+      </w:r>
+      <w:r>
+        <w:t xml:space="preserve">age and should be interpreted more cautiously. These adjustments used the current</w:t>
+      </w:r>
+      <w:r>
+        <w:t xml:space="preserve"> </w:t>
+      </w:r>
+      <w:r>
+        <w:t xml:space="preserve">dataset sex coding, which is being reconciled against the published demographic</w:t>
+      </w:r>
+      <w:r>
+        <w:t xml:space="preserve"> </w:t>
+      </w:r>
+      <w:r>
+        <w:t xml:space="preserve">record (§2.1 and Limitations); a discrepancy of about two participants would not</w:t>
+      </w:r>
+      <w:r>
+        <w:t xml:space="preserve"> </w:t>
+      </w:r>
+      <w:r>
+        <w:t xml:space="preserve">change the qualitative conclusion.</w:t>
       </w:r>
     </w:p>
     <w:bookmarkEnd w:id="33"/>
@@ -3453,73 +3779,79 @@
         <w:pStyle w:val="FirstParagraph"/>
       </w:pPr>
       <w:r>
-        <w:t xml:space="preserve">In a single cohort of 39 participants, chronotype was related to both the neural and</w:t>
-      </w:r>
-      <w:r>
-        <w:t xml:space="preserve"> </w:t>
-      </w:r>
-      <w:r>
-        <w:t xml:space="preserve">behavioural evaluation of decision feedback. Four findings anchor the account.</w:t>
-      </w:r>
-      <w:r>
-        <w:t xml:space="preserve"> </w:t>
-      </w:r>
-      <w:r>
-        <w:t xml:space="preserve">First, Morning and Evening chronotypes differed in the feedback-locked posterior</w:t>
-      </w:r>
-      <w:r>
-        <w:t xml:space="preserve"> </w:t>
-      </w:r>
-      <w:r>
-        <w:t xml:space="preserve">P300 to outcome valence. Second, chronotype could be predicted from risky-choice</w:t>
-      </w:r>
-      <w:r>
-        <w:t xml:space="preserve"> </w:t>
-      </w:r>
-      <w:r>
-        <w:t xml:space="preserve">dynamics alone. Third, combining behavioural dynamics with validated ERP contrasts</w:t>
-      </w:r>
-      <w:r>
-        <w:t xml:space="preserve"> </w:t>
-      </w:r>
-      <w:r>
-        <w:t xml:space="preserve">predicted chronotype better than either modality alone and also predicted continuous</w:t>
-      </w:r>
-      <w:r>
-        <w:t xml:space="preserve"> </w:t>
-      </w:r>
-      <w:r>
-        <w:t xml:space="preserve">MEQ score. Fourth, two planned negative tests, end-to-end EEG decoding and</w:t>
-      </w:r>
-      <w:r>
-        <w:t xml:space="preserve"> </w:t>
-      </w:r>
-      <w:r>
-        <w:t xml:space="preserve">within-subject single-trial coupling, placed the effect at the between-participant</w:t>
-      </w:r>
-      <w:r>
-        <w:t xml:space="preserve"> </w:t>
-      </w:r>
-      <w:r>
-        <w:t xml:space="preserve">trait level rather than at the level of moment-to-moment neural control of choice.</w:t>
-      </w:r>
-      <w:r>
-        <w:t xml:space="preserve"> </w:t>
-      </w:r>
-      <w:r>
-        <w:t xml:space="preserve">All predictive analyses used participant-generalizing cross-validation and</w:t>
-      </w:r>
-      <w:r>
-        <w:t xml:space="preserve"> </w:t>
-      </w:r>
-      <w:r>
-        <w:t xml:space="preserve">permutation testing. The main evidentiary value is the agreement across distinct</w:t>
-      </w:r>
-      <w:r>
-        <w:t xml:space="preserve"> </w:t>
-      </w:r>
-      <w:r>
-        <w:t xml:space="preserve">analyses, not the accuracy of any single model.</w:t>
+        <w:t xml:space="preserve">This manuscript is a computational and multivariate follow-up to the prior</w:t>
+      </w:r>
+      <w:r>
+        <w:t xml:space="preserve"> </w:t>
+      </w:r>
+      <w:r>
+        <w:t xml:space="preserve">univariate ERP report on the same cohort (Hajiaboo et al., 2025). In that context,</w:t>
+      </w:r>
+      <w:r>
+        <w:t xml:space="preserve"> </w:t>
+      </w:r>
+      <w:r>
+        <w:t xml:space="preserve">four findings anchor the present account. First, Morning and Evening chronotypes</w:t>
+      </w:r>
+      <w:r>
+        <w:t xml:space="preserve"> </w:t>
+      </w:r>
+      <w:r>
+        <w:t xml:space="preserve">differed in the feedback-locked posterior P300 loss-minus-gain contrast. Second,</w:t>
+      </w:r>
+      <w:r>
+        <w:t xml:space="preserve"> </w:t>
+      </w:r>
+      <w:r>
+        <w:t xml:space="preserve">chronotype could be predicted from risky-choice dynamics alone. Third, combining</w:t>
+      </w:r>
+      <w:r>
+        <w:t xml:space="preserve"> </w:t>
+      </w:r>
+      <w:r>
+        <w:t xml:space="preserve">behavioural dynamics with validated ERP contrasts predicted chronotype better than</w:t>
+      </w:r>
+      <w:r>
+        <w:t xml:space="preserve"> </w:t>
+      </w:r>
+      <w:r>
+        <w:t xml:space="preserve">either modality alone and also predicted continuous MEQ score. Fourth, two planned</w:t>
+      </w:r>
+      <w:r>
+        <w:t xml:space="preserve"> </w:t>
+      </w:r>
+      <w:r>
+        <w:t xml:space="preserve">negative tests, end-to-end EEG decoding and within-subject single-trial coupling,</w:t>
+      </w:r>
+      <w:r>
+        <w:t xml:space="preserve"> </w:t>
+      </w:r>
+      <w:r>
+        <w:t xml:space="preserve">placed the effect at the between-participant trait level rather than at the level of</w:t>
+      </w:r>
+      <w:r>
+        <w:t xml:space="preserve"> </w:t>
+      </w:r>
+      <w:r>
+        <w:t xml:space="preserve">moment-to-moment neural control of choice. All predictive analyses used</w:t>
+      </w:r>
+      <w:r>
+        <w:t xml:space="preserve"> </w:t>
+      </w:r>
+      <w:r>
+        <w:t xml:space="preserve">participant-generalizing cross-validation and permutation testing. The main</w:t>
+      </w:r>
+      <w:r>
+        <w:t xml:space="preserve"> </w:t>
+      </w:r>
+      <w:r>
+        <w:t xml:space="preserve">evidentiary value is the agreement across distinct analyses, not the accuracy of any</w:t>
+      </w:r>
+      <w:r>
+        <w:t xml:space="preserve"> </w:t>
+      </w:r>
+      <w:r>
+        <w:t xml:space="preserve">single model.</w:t>
       </w:r>
     </w:p>
     <w:bookmarkEnd w:id="52"/>
@@ -3561,13 +3893,13 @@
         <w:t xml:space="preserve"> </w:t>
       </w:r>
       <w:r>
-        <w:t xml:space="preserve">was directionally consistent with the continuous MEQ analysis. Because posterior</w:t>
-      </w:r>
-      <w:r>
-        <w:t xml:space="preserve"> </w:t>
-      </w:r>
-      <w:r>
-        <w:t xml:space="preserve">P300 amplitude is linked to motivational salience and subjective outcome</w:t>
+        <w:t xml:space="preserve">was directionally consistent, although weak, in the continuous MEQ analysis. Because</w:t>
+      </w:r>
+      <w:r>
+        <w:t xml:space="preserve"> </w:t>
+      </w:r>
+      <w:r>
+        <w:t xml:space="preserve">posterior P300 amplitude is linked to motivational salience and subjective outcome</w:t>
       </w:r>
       <w:r>
         <w:t xml:space="preserve"> </w:t>
@@ -3617,85 +3949,87 @@
         <w:t xml:space="preserve"> </w:t>
       </w:r>
       <w:r>
-        <w:t xml:space="preserve">reward motivation (Murray et al., 2009). A smaller posterior-P300 response to losses</w:t>
-      </w:r>
-      <w:r>
-        <w:t xml:space="preserve"> </w:t>
-      </w:r>
-      <w:r>
-        <w:t xml:space="preserve">than gains in Evening participants is consistent with a profile in which losses</w:t>
-      </w:r>
-      <w:r>
-        <w:t xml:space="preserve"> </w:t>
-      </w:r>
-      <w:r>
-        <w:t xml:space="preserve">carry less relative weight during feedback evaluation (cf. loss aversion; Kahneman &amp;</w:t>
-      </w:r>
-      <w:r>
-        <w:t xml:space="preserve"> </w:t>
-      </w:r>
-      <w:r>
-        <w:t xml:space="preserve">Tversky, 1979). The dissociation between the P300 and the FRN is theoretically informative rather</w:t>
-      </w:r>
-      <w:r>
-        <w:t xml:space="preserve"> </w:t>
-      </w:r>
-      <w:r>
-        <w:t xml:space="preserve">than merely a pattern of one significant and one null test. The FRN, and its</w:t>
-      </w:r>
-      <w:r>
-        <w:t xml:space="preserve"> </w:t>
-      </w:r>
-      <w:r>
-        <w:t xml:space="preserve">positive-going counterpart the reward positivity, indexes a fast, relatively</w:t>
-      </w:r>
-      <w:r>
-        <w:t xml:space="preserve"> </w:t>
-      </w:r>
-      <w:r>
-        <w:t xml:space="preserve">automatic valence and reward-prediction-error evaluation of outcomes (Holroyd &amp;</w:t>
-      </w:r>
-      <w:r>
-        <w:t xml:space="preserve"> </w:t>
-      </w:r>
-      <w:r>
-        <w:t xml:space="preserve">Coles, 2002; Proudfit, 2015; Sambrook &amp; Goslin, 2015), whereas the posterior P300</w:t>
-      </w:r>
-      <w:r>
-        <w:t xml:space="preserve"> </w:t>
-      </w:r>
-      <w:r>
-        <w:t xml:space="preserve">indexes a later, more elaborative weighting of outcome salience and significance</w:t>
-      </w:r>
-      <w:r>
-        <w:t xml:space="preserve"> </w:t>
-      </w:r>
-      <w:r>
-        <w:t xml:space="preserve">(Polich, 2007; Yeung &amp; Sanfey, 2004). That chronotype was expressed in the P300 but</w:t>
-      </w:r>
-      <w:r>
-        <w:t xml:space="preserve"> </w:t>
-      </w:r>
-      <w:r>
-        <w:t xml:space="preserve">not the FRN suggests the difference lies in how much motivational significance is</w:t>
-      </w:r>
-      <w:r>
-        <w:t xml:space="preserve"> </w:t>
-      </w:r>
-      <w:r>
-        <w:t xml:space="preserve">assigned to gains relative to losses during this later appraisal stage, rather than</w:t>
-      </w:r>
-      <w:r>
-        <w:t xml:space="preserve"> </w:t>
-      </w:r>
-      <w:r>
-        <w:t xml:space="preserve">in the initial registration of outcome valence — a more specific account than a</w:t>
-      </w:r>
-      <w:r>
-        <w:t xml:space="preserve"> </w:t>
-      </w:r>
-      <w:r>
-        <w:t xml:space="preserve">general claim that chronotype affects feedback processing.</w:t>
+        <w:t xml:space="preserve">reward motivation (Murray et al., 2009). It is also consistent with the behavioural</w:t>
+      </w:r>
+      <w:r>
+        <w:t xml:space="preserve"> </w:t>
+      </w:r>
+      <w:r>
+        <w:t xml:space="preserve">risk-taking difference previously reported in this cohort (Hajiaboo et al., 2025). A</w:t>
+      </w:r>
+      <w:r>
+        <w:t xml:space="preserve"> </w:t>
+      </w:r>
+      <w:r>
+        <w:t xml:space="preserve">smaller posterior-P300 response to losses than gains in Evening participants is</w:t>
+      </w:r>
+      <w:r>
+        <w:t xml:space="preserve"> </w:t>
+      </w:r>
+      <w:r>
+        <w:t xml:space="preserve">consistent with a profile in which losses carry less relative weight during feedback</w:t>
+      </w:r>
+      <w:r>
+        <w:t xml:space="preserve"> </w:t>
+      </w:r>
+      <w:r>
+        <w:t xml:space="preserve">evaluation (cf. loss aversion; Kahneman &amp; Tversky, 1979).</w:t>
+      </w:r>
+    </w:p>
+    <w:p>
+      <w:pPr>
+        <w:pStyle w:val="BodyText"/>
+      </w:pPr>
+      <w:r>
+        <w:t xml:space="preserve">The prior FRN findings and the present P300 contrast address different quantities.</w:t>
+      </w:r>
+      <w:r>
+        <w:t xml:space="preserve"> </w:t>
+      </w:r>
+      <w:r>
+        <w:t xml:space="preserve">Hajiaboo et al. (2025) reported chronotype-related FRN amplitude effects and</w:t>
+      </w:r>
+      <w:r>
+        <w:t xml:space="preserve"> </w:t>
+      </w:r>
+      <w:r>
+        <w:t xml:space="preserve">MEQ/MCTQ-FRN associations at Fz and FCz, with MEQ models reaching R2 values of about</w:t>
+      </w:r>
+      <w:r>
+        <w:t xml:space="preserve"> </w:t>
+      </w:r>
+      <w:r>
+        <w:t xml:space="preserve">0.38. The present manuscript did not retest that same amplitude-MEQ question as its</w:t>
+      </w:r>
+      <w:r>
+        <w:t xml:space="preserve"> </w:t>
+      </w:r>
+      <w:r>
+        <w:t xml:space="preserve">primary neural feature; it evaluated FRN error-minus-correct and loss-minus-gain</w:t>
+      </w:r>
+      <w:r>
+        <w:t xml:space="preserve"> </w:t>
+      </w:r>
+      <w:r>
+        <w:t xml:space="preserve">difference contrasts. A null or inconclusive result for those FRN contrasts is</w:t>
+      </w:r>
+      <w:r>
+        <w:t xml:space="preserve"> </w:t>
+      </w:r>
+      <w:r>
+        <w:t xml:space="preserve">therefore not in tension with the published amplitude-MEQ association. The safer</w:t>
+      </w:r>
+      <w:r>
+        <w:t xml:space="preserve"> </w:t>
+      </w:r>
+      <w:r>
+        <w:t xml:space="preserve">interpretation is that the novel group-separating feature isolated here was the</w:t>
+      </w:r>
+      <w:r>
+        <w:t xml:space="preserve"> </w:t>
+      </w:r>
+      <w:r>
+        <w:t xml:space="preserve">posterior P300 loss-minus-gain contrast.</w:t>
       </w:r>
     </w:p>
     <w:bookmarkEnd w:id="53"/>
@@ -4050,6 +4384,68 @@
         <w:t xml:space="preserve">primary outcome.</w:t>
       </w:r>
     </w:p>
+    <w:p>
+      <w:pPr>
+        <w:pStyle w:val="BodyText"/>
+      </w:pPr>
+      <w:r>
+        <w:t xml:space="preserve">The P300 findings also need to be read against the prior paper. Hajiaboo et al.</w:t>
+      </w:r>
+      <w:r>
+        <w:t xml:space="preserve"> </w:t>
+      </w:r>
+      <w:r>
+        <w:t xml:space="preserve">(2025) reported no chronotype main effect on P300 amplitude and no MEQ-P300</w:t>
+      </w:r>
+      <w:r>
+        <w:t xml:space="preserve"> </w:t>
+      </w:r>
+      <w:r>
+        <w:t xml:space="preserve">correlation at Pz or Cz, but did report a Pz feedback-by-chronotype interaction (p =</w:t>
+      </w:r>
+      <w:r>
+        <w:t xml:space="preserve"> </w:t>
+      </w:r>
+      <w:r>
+        <w:t xml:space="preserve">.043). That interaction is condition-dependent P300 modulation by chronotype, which</w:t>
+      </w:r>
+      <w:r>
+        <w:t xml:space="preserve"> </w:t>
+      </w:r>
+      <w:r>
+        <w:t xml:space="preserve">is the pattern the present loss-minus-gain contrast was designed to isolate more</w:t>
+      </w:r>
+      <w:r>
+        <w:t xml:space="preserve"> </w:t>
+      </w:r>
+      <w:r>
+        <w:t xml:space="preserve">directly. At the same time, our continuous MEQ association for the Pz contrast was</w:t>
+      </w:r>
+      <w:r>
+        <w:t xml:space="preserve"> </w:t>
+      </w:r>
+      <w:r>
+        <w:t xml:space="preserve">weak (r = 0.29) and the POz association included zero, so the continuous analysis is</w:t>
+      </w:r>
+      <w:r>
+        <w:t xml:space="preserve"> </w:t>
+      </w:r>
+      <w:r>
+        <w:t xml:space="preserve">consistent with their null MEQ-P300 correlations. The strongest P300 evidence in the</w:t>
+      </w:r>
+      <w:r>
+        <w:t xml:space="preserve"> </w:t>
+      </w:r>
+      <w:r>
+        <w:t xml:space="preserve">present manuscript is specifically the binary group contrast on the posterior</w:t>
+      </w:r>
+      <w:r>
+        <w:t xml:space="preserve"> </w:t>
+      </w:r>
+      <w:r>
+        <w:t xml:space="preserve">difference wave, not a strong continuous MEQ-P300 relationship.</w:t>
+      </w:r>
+    </w:p>
     <w:bookmarkEnd w:id="57"/>
     <w:bookmarkStart w:id="58" w:name="conclusion"/>
     <w:p>
@@ -4065,49 +4461,73 @@
         <w:pStyle w:val="FirstParagraph"/>
       </w:pPr>
       <w:r>
-        <w:t xml:space="preserve">This single-cohort study provides preliminary evidence that chronotype is related to</w:t>
-      </w:r>
-      <w:r>
-        <w:t xml:space="preserve"> </w:t>
-      </w:r>
-      <w:r>
-        <w:t xml:space="preserve">the neural evaluation of decision feedback, with the clearest effect in the</w:t>
-      </w:r>
-      <w:r>
-        <w:t xml:space="preserve"> </w:t>
-      </w:r>
-      <w:r>
-        <w:t xml:space="preserve">posterior P300. Behavioural choice dynamics carried additional chronotype</w:t>
-      </w:r>
-      <w:r>
-        <w:t xml:space="preserve"> </w:t>
-      </w:r>
-      <w:r>
-        <w:t xml:space="preserve">information, and combining behavioural and ERP features gave the strongest</w:t>
-      </w:r>
-      <w:r>
-        <w:t xml:space="preserve"> </w:t>
-      </w:r>
-      <w:r>
-        <w:t xml:space="preserve">prediction of both categorical chronotype and continuous MEQ score. The findings</w:t>
-      </w:r>
-      <w:r>
-        <w:t xml:space="preserve"> </w:t>
-      </w:r>
-      <w:r>
-        <w:t xml:space="preserve">are internally validated and require independent replication, but they show how</w:t>
-      </w:r>
-      <w:r>
-        <w:t xml:space="preserve"> </w:t>
-      </w:r>
-      <w:r>
-        <w:t xml:space="preserve">carefully constrained ERP features and behavioural sequence models can be combined</w:t>
-      </w:r>
-      <w:r>
-        <w:t xml:space="preserve"> </w:t>
-      </w:r>
-      <w:r>
-        <w:t xml:space="preserve">to study stable individual differences in modest samples.</w:t>
+        <w:t xml:space="preserve">This single-cohort follow-up provides preliminary evidence that the posterior P300</w:t>
+      </w:r>
+      <w:r>
+        <w:t xml:space="preserve"> </w:t>
+      </w:r>
+      <w:r>
+        <w:t xml:space="preserve">loss-minus-gain contrast is a group-separating feature of chronotype in these data,</w:t>
+      </w:r>
+      <w:r>
+        <w:t xml:space="preserve"> </w:t>
+      </w:r>
+      <w:r>
+        <w:t xml:space="preserve">building on the behavioural and FRN findings already reported by Hajiaboo et al.</w:t>
+      </w:r>
+      <w:r>
+        <w:t xml:space="preserve"> </w:t>
+      </w:r>
+      <w:r>
+        <w:t xml:space="preserve">(2025). Behavioural choice dynamics carried additional chronotype information, and</w:t>
+      </w:r>
+      <w:r>
+        <w:t xml:space="preserve"> </w:t>
+      </w:r>
+      <w:r>
+        <w:t xml:space="preserve">combining behavioural and ERP features gave the strongest prediction of both</w:t>
+      </w:r>
+      <w:r>
+        <w:t xml:space="preserve"> </w:t>
+      </w:r>
+      <w:r>
+        <w:t xml:space="preserve">categorical chronotype and continuous MEQ score. The novel contribution is the</w:t>
+      </w:r>
+      <w:r>
+        <w:t xml:space="preserve"> </w:t>
+      </w:r>
+      <w:r>
+        <w:t xml:space="preserve">posterior-P300 contrast together with the computational strand: GRU behavioural</w:t>
+      </w:r>
+      <w:r>
+        <w:t xml:space="preserve"> </w:t>
+      </w:r>
+      <w:r>
+        <w:t xml:space="preserve">decoding, brain-behaviour fusion, continuous-MEQ prediction, reinforcement-learning</w:t>
+      </w:r>
+      <w:r>
+        <w:t xml:space="preserve"> </w:t>
+      </w:r>
+      <w:r>
+        <w:t xml:space="preserve">analysis, EEGNet, and leakage-safe/permutation-clean validation. The findings are</w:t>
+      </w:r>
+      <w:r>
+        <w:t xml:space="preserve"> </w:t>
+      </w:r>
+      <w:r>
+        <w:t xml:space="preserve">internally validated and require independent replication, but they show how carefully</w:t>
+      </w:r>
+      <w:r>
+        <w:t xml:space="preserve"> </w:t>
+      </w:r>
+      <w:r>
+        <w:t xml:space="preserve">constrained ERP features and behavioural sequence models can be combined to study</w:t>
+      </w:r>
+      <w:r>
+        <w:t xml:space="preserve"> </w:t>
+      </w:r>
+      <w:r>
+        <w:t xml:space="preserve">stable individual differences in modest samples.</w:t>
       </w:r>
     </w:p>
     <w:bookmarkEnd w:id="58"/>
@@ -4190,25 +4610,49 @@
         </w:numPr>
       </w:pPr>
       <w:r>
-        <w:t xml:space="preserve">Sex and age were imbalanced across chronotype groups (Evening 68% male and about</w:t>
-      </w:r>
-      <w:r>
-        <w:t xml:space="preserve"> </w:t>
-      </w:r>
-      <w:r>
-        <w:t xml:space="preserve">two years older than Morning). The primary Pz P300 effect survived adjustment for</w:t>
-      </w:r>
-      <w:r>
-        <w:t xml:space="preserve"> </w:t>
-      </w:r>
-      <w:r>
-        <w:t xml:space="preserve">both, but the POz effect attenuated to non-significance and was partly related to</w:t>
-      </w:r>
-      <w:r>
-        <w:t xml:space="preserve"> </w:t>
-      </w:r>
-      <w:r>
-        <w:t xml:space="preserve">age; the sample is too small to fully disentangle chronotype from these covariates.</w:t>
+        <w:t xml:space="preserve">Sex and age were imbalanced across chronotype groups (Evening participants more</w:t>
+      </w:r>
+      <w:r>
+        <w:t xml:space="preserve"> </w:t>
+      </w:r>
+      <w:r>
+        <w:t xml:space="preserve">often male and about two years older than Morning). The primary Pz P300 effect</w:t>
+      </w:r>
+      <w:r>
+        <w:t xml:space="preserve"> </w:t>
+      </w:r>
+      <w:r>
+        <w:t xml:space="preserve">survived adjustment for both, but the POz effect attenuated to non-significance and</w:t>
+      </w:r>
+      <w:r>
+        <w:t xml:space="preserve"> </w:t>
+      </w:r>
+      <w:r>
+        <w:t xml:space="preserve">was partly related to age; the sample is too small to fully disentangle chronotype</w:t>
+      </w:r>
+      <w:r>
+        <w:t xml:space="preserve"> </w:t>
+      </w:r>
+      <w:r>
+        <w:t xml:space="preserve">from these covariates. The per-group sex counts in our analysis dataset differ by</w:t>
+      </w:r>
+      <w:r>
+        <w:t xml:space="preserve"> </w:t>
+      </w:r>
+      <w:r>
+        <w:t xml:space="preserve">about two participants from the published record (Hajiaboo et al., 2025; overall</w:t>
+      </w:r>
+      <w:r>
+        <w:t xml:space="preserve"> </w:t>
+      </w:r>
+      <w:r>
+        <w:t xml:space="preserve">20 male / 19 female agrees); the exact demographic key is being reconciled, and the</w:t>
+      </w:r>
+      <w:r>
+        <w:t xml:space="preserve"> </w:t>
+      </w:r>
+      <w:r>
+        <w:t xml:space="preserve">covariate analysis will be re-verified once confirmed.</w:t>
       </w:r>
     </w:p>
     <w:p>
@@ -4648,6 +5092,27 @@
       </w:r>
       <w:r>
         <w:t xml:space="preserve">(6), 905–912. https://doi.org/10.1111/j.1469-8986.2007.00567.x</w:t>
+      </w:r>
+    </w:p>
+    <w:p>
+      <w:pPr>
+        <w:pStyle w:val="BodyText"/>
+      </w:pPr>
+      <w:r>
+        <w:t xml:space="preserve">Hajiaboo, M., Zarean, M., &amp; Heysieattalab, S. (2025). The effect of chronotype in risky decision making: An ERP study.</w:t>
+      </w:r>
+      <w:r>
+        <w:t xml:space="preserve"> </w:t>
+      </w:r>
+      <w:r>
+        <w:rPr>
+          <w:i/>
+          <w:iCs/>
+        </w:rPr>
+        <w:t xml:space="preserve">International Journal of Psychophysiology, 217</w:t>
+      </w:r>
+      <w:r>
+        <w:t xml:space="preserve">, 113258. https://doi.org/10.1016/j.ijpsycho.2025.113258</w:t>
       </w:r>
     </w:p>
     <w:p>
